--- a/SBG/Topics.docx
+++ b/SBG/Topics.docx
@@ -178,6 +178,1018 @@
         <w:t>Functions part 2</w:t>
       </w:r>
     </w:p>
+    <w:p/>
+    <w:p>
+      <w:r>
+        <w:t xml:space="preserve">Units: </w:t>
+      </w:r>
+    </w:p>
+    <w:p>
+      <w:r>
+        <w:t>Unit 1 – How Programs Think</w:t>
+      </w:r>
+    </w:p>
+    <w:p>
+      <w:r>
+        <w:rPr>
+          <w:b/>
+          <w:bCs/>
+        </w:rPr>
+        <w:t>Big Idea:</w:t>
+      </w:r>
+      <w:r>
+        <w:t xml:space="preserve"> Computers follow precise instructions.</w:t>
+      </w:r>
+    </w:p>
+    <w:p>
+      <w:pPr>
+        <w:rPr>
+          <w:b/>
+          <w:bCs/>
+        </w:rPr>
+      </w:pPr>
+      <w:r>
+        <w:rPr>
+          <w:b/>
+          <w:bCs/>
+        </w:rPr>
+        <w:t>Topics</w:t>
+      </w:r>
+    </w:p>
+    <w:p>
+      <w:pPr>
+        <w:numPr>
+          <w:ilvl w:val="0"/>
+          <w:numId w:val="2"/>
+        </w:numPr>
+      </w:pPr>
+      <w:proofErr w:type="gramStart"/>
+      <w:r>
+        <w:t>print(</w:t>
+      </w:r>
+      <w:proofErr w:type="gramEnd"/>
+      <w:r>
+        <w:t>)</w:t>
+      </w:r>
+    </w:p>
+    <w:p>
+      <w:pPr>
+        <w:numPr>
+          <w:ilvl w:val="0"/>
+          <w:numId w:val="2"/>
+        </w:numPr>
+      </w:pPr>
+      <w:r>
+        <w:t>Literals</w:t>
+      </w:r>
+    </w:p>
+    <w:p>
+      <w:pPr>
+        <w:numPr>
+          <w:ilvl w:val="0"/>
+          <w:numId w:val="2"/>
+        </w:numPr>
+      </w:pPr>
+      <w:r>
+        <w:t>Variables</w:t>
+      </w:r>
+    </w:p>
+    <w:p>
+      <w:pPr>
+        <w:numPr>
+          <w:ilvl w:val="0"/>
+          <w:numId w:val="2"/>
+        </w:numPr>
+      </w:pPr>
+      <w:r>
+        <w:t>Operators</w:t>
+      </w:r>
+    </w:p>
+    <w:p>
+      <w:pPr>
+        <w:numPr>
+          <w:ilvl w:val="0"/>
+          <w:numId w:val="2"/>
+        </w:numPr>
+      </w:pPr>
+      <w:r>
+        <w:t>Booleans</w:t>
+      </w:r>
+    </w:p>
+    <w:p>
+      <w:pPr>
+        <w:rPr>
+          <w:b/>
+          <w:bCs/>
+        </w:rPr>
+      </w:pPr>
+      <w:r>
+        <w:rPr>
+          <w:b/>
+          <w:bCs/>
+        </w:rPr>
+        <w:t>Why this matters for Data Science</w:t>
+      </w:r>
+    </w:p>
+    <w:p>
+      <w:r>
+        <w:t>Students learn:</w:t>
+      </w:r>
+    </w:p>
+    <w:p>
+      <w:pPr>
+        <w:numPr>
+          <w:ilvl w:val="0"/>
+          <w:numId w:val="4"/>
+        </w:numPr>
+      </w:pPr>
+      <w:r>
+        <w:t>What a value is</w:t>
+      </w:r>
+    </w:p>
+    <w:p>
+      <w:pPr>
+        <w:numPr>
+          <w:ilvl w:val="0"/>
+          <w:numId w:val="4"/>
+        </w:numPr>
+      </w:pPr>
+      <w:r>
+        <w:t>What a variable represents</w:t>
+      </w:r>
+    </w:p>
+    <w:p>
+      <w:pPr>
+        <w:numPr>
+          <w:ilvl w:val="0"/>
+          <w:numId w:val="4"/>
+        </w:numPr>
+      </w:pPr>
+      <w:r>
+        <w:t>How data is stored</w:t>
+      </w:r>
+    </w:p>
+    <w:p>
+      <w:pPr>
+        <w:numPr>
+          <w:ilvl w:val="0"/>
+          <w:numId w:val="4"/>
+        </w:numPr>
+      </w:pPr>
+      <w:r>
+        <w:lastRenderedPageBreak/>
+        <w:t>How expressions evaluate</w:t>
+      </w:r>
+    </w:p>
+    <w:p>
+      <w:pPr>
+        <w:spacing w:before="100" w:beforeAutospacing="1" w:after="100" w:afterAutospacing="1" w:line="240" w:lineRule="auto"/>
+        <w:outlineLvl w:val="2"/>
+        <w:rPr>
+          <w:rFonts w:ascii="Times New Roman" w:eastAsia="Times New Roman" w:hAnsi="Times New Roman" w:cs="Times New Roman"/>
+          <w:b/>
+          <w:bCs/>
+          <w:kern w:val="0"/>
+          <w:sz w:val="27"/>
+          <w:szCs w:val="27"/>
+          <w14:ligatures w14:val="none"/>
+        </w:rPr>
+      </w:pPr>
+      <w:r>
+        <w:rPr>
+          <w:rFonts w:ascii="Times New Roman" w:eastAsia="Times New Roman" w:hAnsi="Times New Roman" w:cs="Times New Roman"/>
+          <w:b/>
+          <w:bCs/>
+          <w:kern w:val="0"/>
+          <w:sz w:val="27"/>
+          <w:szCs w:val="27"/>
+          <w14:ligatures w14:val="none"/>
+        </w:rPr>
+        <w:t>Essential Question</w:t>
+      </w:r>
+    </w:p>
+    <w:p>
+      <w:pPr>
+        <w:pStyle w:val="ListParagraph"/>
+        <w:numPr>
+          <w:ilvl w:val="0"/>
+          <w:numId w:val="4"/>
+        </w:numPr>
+        <w:spacing w:before="100" w:beforeAutospacing="1" w:after="100" w:afterAutospacing="1" w:line="240" w:lineRule="auto"/>
+        <w:rPr>
+          <w:rFonts w:ascii="Times New Roman" w:eastAsia="Times New Roman" w:hAnsi="Times New Roman" w:cs="Times New Roman"/>
+          <w:kern w:val="0"/>
+          <w14:ligatures w14:val="none"/>
+        </w:rPr>
+      </w:pPr>
+      <w:r>
+        <w:rPr>
+          <w:rFonts w:ascii="Times New Roman" w:eastAsia="Times New Roman" w:hAnsi="Times New Roman" w:cs="Times New Roman"/>
+          <w:kern w:val="0"/>
+          <w14:ligatures w14:val="none"/>
+        </w:rPr>
+        <w:t>How does a computer evaluate and store information?</w:t>
+      </w:r>
+    </w:p>
+    <w:p/>
+    <w:p>
+      <w:pPr>
+        <w:rPr>
+          <w:b/>
+          <w:bCs/>
+        </w:rPr>
+      </w:pPr>
+      <w:r>
+        <w:rPr>
+          <w:b/>
+          <w:bCs/>
+        </w:rPr>
+        <w:t>Unit 2 – Making Decisions with Data</w:t>
+      </w:r>
+    </w:p>
+    <w:p>
+      <w:r>
+        <w:rPr>
+          <w:b/>
+          <w:bCs/>
+        </w:rPr>
+        <w:t>Big Idea:</w:t>
+      </w:r>
+      <w:r>
+        <w:t xml:space="preserve"> Programs can choose different paths based on data.</w:t>
+      </w:r>
+    </w:p>
+    <w:p>
+      <w:pPr>
+        <w:rPr>
+          <w:b/>
+          <w:bCs/>
+        </w:rPr>
+      </w:pPr>
+      <w:r>
+        <w:rPr>
+          <w:b/>
+          <w:bCs/>
+        </w:rPr>
+        <w:t>Topics</w:t>
+      </w:r>
+    </w:p>
+    <w:p>
+      <w:pPr>
+        <w:numPr>
+          <w:ilvl w:val="0"/>
+          <w:numId w:val="3"/>
+        </w:numPr>
+      </w:pPr>
+      <w:r>
+        <w:t>Conditionals I</w:t>
+      </w:r>
+    </w:p>
+    <w:p>
+      <w:pPr>
+        <w:numPr>
+          <w:ilvl w:val="0"/>
+          <w:numId w:val="3"/>
+        </w:numPr>
+      </w:pPr>
+      <w:r>
+        <w:t>Conditionals II</w:t>
+      </w:r>
+    </w:p>
+    <w:p>
+      <w:pPr>
+        <w:rPr>
+          <w:b/>
+          <w:bCs/>
+        </w:rPr>
+      </w:pPr>
+      <w:r>
+        <w:rPr>
+          <w:b/>
+          <w:bCs/>
+        </w:rPr>
+        <w:t xml:space="preserve">Why </w:t>
+      </w:r>
+      <w:proofErr w:type="gramStart"/>
+      <w:r>
+        <w:rPr>
+          <w:b/>
+          <w:bCs/>
+        </w:rPr>
+        <w:t>this matters</w:t>
+      </w:r>
+      <w:proofErr w:type="gramEnd"/>
+    </w:p>
+    <w:p>
+      <w:r>
+        <w:t>Conditionals directly prepare students for:</w:t>
+      </w:r>
+    </w:p>
+    <w:p>
+      <w:pPr>
+        <w:numPr>
+          <w:ilvl w:val="0"/>
+          <w:numId w:val="5"/>
+        </w:numPr>
+      </w:pPr>
+      <w:r>
+        <w:t>Filtering data</w:t>
+      </w:r>
+    </w:p>
+    <w:p>
+      <w:pPr>
+        <w:numPr>
+          <w:ilvl w:val="0"/>
+          <w:numId w:val="5"/>
+        </w:numPr>
+      </w:pPr>
+      <w:r>
+        <w:t>Boolean masking</w:t>
+      </w:r>
+    </w:p>
+    <w:p>
+      <w:pPr>
+        <w:numPr>
+          <w:ilvl w:val="0"/>
+          <w:numId w:val="5"/>
+        </w:numPr>
+      </w:pPr>
+      <w:r>
+        <w:t>Writing scoring rules</w:t>
+      </w:r>
+    </w:p>
+    <w:p>
+      <w:pPr>
+        <w:numPr>
+          <w:ilvl w:val="0"/>
+          <w:numId w:val="5"/>
+        </w:numPr>
+      </w:pPr>
+      <w:r>
+        <w:t>Classification logic</w:t>
+      </w:r>
+    </w:p>
+    <w:p>
+      <w:pPr>
+        <w:spacing w:before="100" w:beforeAutospacing="1" w:after="100" w:afterAutospacing="1" w:line="240" w:lineRule="auto"/>
+        <w:outlineLvl w:val="2"/>
+        <w:rPr>
+          <w:rFonts w:ascii="Times New Roman" w:eastAsia="Times New Roman" w:hAnsi="Times New Roman" w:cs="Times New Roman"/>
+          <w:b/>
+          <w:bCs/>
+          <w:kern w:val="0"/>
+          <w:sz w:val="27"/>
+          <w:szCs w:val="27"/>
+          <w14:ligatures w14:val="none"/>
+        </w:rPr>
+      </w:pPr>
+      <w:r>
+        <w:rPr>
+          <w:rFonts w:ascii="Times New Roman" w:eastAsia="Times New Roman" w:hAnsi="Times New Roman" w:cs="Times New Roman"/>
+          <w:b/>
+          <w:bCs/>
+          <w:kern w:val="0"/>
+          <w:sz w:val="27"/>
+          <w:szCs w:val="27"/>
+          <w14:ligatures w14:val="none"/>
+        </w:rPr>
+        <w:t>Essential Question</w:t>
+      </w:r>
+    </w:p>
+    <w:p>
+      <w:pPr>
+        <w:pStyle w:val="ListParagraph"/>
+        <w:numPr>
+          <w:ilvl w:val="0"/>
+          <w:numId w:val="5"/>
+        </w:numPr>
+        <w:spacing w:before="100" w:beforeAutospacing="1" w:after="100" w:afterAutospacing="1" w:line="240" w:lineRule="auto"/>
+        <w:rPr>
+          <w:rFonts w:ascii="Times New Roman" w:eastAsia="Times New Roman" w:hAnsi="Times New Roman" w:cs="Times New Roman"/>
+          <w:kern w:val="0"/>
+          <w14:ligatures w14:val="none"/>
+        </w:rPr>
+      </w:pPr>
+      <w:r>
+        <w:rPr>
+          <w:rFonts w:ascii="Times New Roman" w:eastAsia="Times New Roman" w:hAnsi="Times New Roman" w:cs="Times New Roman"/>
+          <w:kern w:val="0"/>
+          <w14:ligatures w14:val="none"/>
+        </w:rPr>
+        <w:t>How can data determine program behavior?</w:t>
+      </w:r>
+    </w:p>
+    <w:p>
+      <w:pPr>
+        <w:rPr>
+          <w:b/>
+          <w:bCs/>
+        </w:rPr>
+      </w:pPr>
+      <w:r>
+        <w:rPr>
+          <w:b/>
+          <w:bCs/>
+        </w:rPr>
+        <w:t>Unit 3 – Working with Collections of Data</w:t>
+      </w:r>
+    </w:p>
+    <w:p>
+      <w:r>
+        <w:rPr>
+          <w:b/>
+          <w:bCs/>
+        </w:rPr>
+        <w:t>Big Idea:</w:t>
+      </w:r>
+      <w:r>
+        <w:t xml:space="preserve"> Real-world problems require working with many values at once.</w:t>
+      </w:r>
+    </w:p>
+    <w:p>
+      <w:pPr>
+        <w:rPr>
+          <w:b/>
+          <w:bCs/>
+        </w:rPr>
+      </w:pPr>
+      <w:r>
+        <w:rPr>
+          <w:b/>
+          <w:bCs/>
+        </w:rPr>
+        <w:t>Topics</w:t>
+      </w:r>
+    </w:p>
+    <w:p>
+      <w:pPr>
+        <w:numPr>
+          <w:ilvl w:val="0"/>
+          <w:numId w:val="6"/>
+        </w:numPr>
+      </w:pPr>
+      <w:r>
+        <w:t>Introduction to lists</w:t>
+      </w:r>
+    </w:p>
+    <w:p>
+      <w:pPr>
+        <w:numPr>
+          <w:ilvl w:val="0"/>
+          <w:numId w:val="6"/>
+        </w:numPr>
+      </w:pPr>
+      <w:r>
+        <w:t>Working with lists</w:t>
+      </w:r>
+    </w:p>
+    <w:p>
+      <w:pPr>
+        <w:numPr>
+          <w:ilvl w:val="0"/>
+          <w:numId w:val="6"/>
+        </w:numPr>
+      </w:pPr>
+      <w:r>
+        <w:t>Two-dimensional lists</w:t>
+      </w:r>
+    </w:p>
+    <w:p>
+      <w:pPr>
+        <w:rPr>
+          <w:b/>
+          <w:bCs/>
+        </w:rPr>
+      </w:pPr>
+      <w:r>
+        <w:rPr>
+          <w:b/>
+          <w:bCs/>
+        </w:rPr>
+        <w:t>Why this is CRITICAL for Data Science</w:t>
+      </w:r>
+    </w:p>
+    <w:p>
+      <w:r>
+        <w:t>This is your most important pre-</w:t>
+      </w:r>
+      <w:proofErr w:type="gramStart"/>
+      <w:r>
+        <w:t>pandas</w:t>
+      </w:r>
+      <w:proofErr w:type="gramEnd"/>
+      <w:r>
+        <w:t xml:space="preserve"> unit.</w:t>
+      </w:r>
+    </w:p>
+    <w:p>
+      <w:r>
+        <w:lastRenderedPageBreak/>
+        <w:t>Students learn:</w:t>
+      </w:r>
+    </w:p>
+    <w:p>
+      <w:pPr>
+        <w:numPr>
+          <w:ilvl w:val="0"/>
+          <w:numId w:val="7"/>
+        </w:numPr>
+      </w:pPr>
+      <w:r>
+        <w:t>Indexing</w:t>
+      </w:r>
+    </w:p>
+    <w:p>
+      <w:pPr>
+        <w:numPr>
+          <w:ilvl w:val="0"/>
+          <w:numId w:val="7"/>
+        </w:numPr>
+      </w:pPr>
+      <w:r>
+        <w:t>Iterating through collections</w:t>
+      </w:r>
+    </w:p>
+    <w:p>
+      <w:pPr>
+        <w:numPr>
+          <w:ilvl w:val="0"/>
+          <w:numId w:val="7"/>
+        </w:numPr>
+      </w:pPr>
+      <w:r>
+        <w:t>Storing rows of data</w:t>
+      </w:r>
+    </w:p>
+    <w:p>
+      <w:pPr>
+        <w:numPr>
+          <w:ilvl w:val="0"/>
+          <w:numId w:val="7"/>
+        </w:numPr>
+      </w:pPr>
+      <w:r>
+        <w:t>Accessing elements by position</w:t>
+      </w:r>
+    </w:p>
+    <w:p>
+      <w:pPr>
+        <w:spacing w:before="100" w:beforeAutospacing="1" w:after="100" w:afterAutospacing="1" w:line="240" w:lineRule="auto"/>
+        <w:outlineLvl w:val="2"/>
+        <w:rPr>
+          <w:rFonts w:ascii="Times New Roman" w:eastAsia="Times New Roman" w:hAnsi="Times New Roman" w:cs="Times New Roman"/>
+          <w:b/>
+          <w:bCs/>
+          <w:kern w:val="0"/>
+          <w:sz w:val="27"/>
+          <w:szCs w:val="27"/>
+          <w14:ligatures w14:val="none"/>
+        </w:rPr>
+      </w:pPr>
+      <w:r>
+        <w:rPr>
+          <w:rFonts w:ascii="Times New Roman" w:eastAsia="Times New Roman" w:hAnsi="Times New Roman" w:cs="Times New Roman"/>
+          <w:b/>
+          <w:bCs/>
+          <w:kern w:val="0"/>
+          <w:sz w:val="27"/>
+          <w:szCs w:val="27"/>
+          <w14:ligatures w14:val="none"/>
+        </w:rPr>
+        <w:t>Essential Question</w:t>
+      </w:r>
+    </w:p>
+    <w:p>
+      <w:pPr>
+        <w:pStyle w:val="ListParagraph"/>
+        <w:numPr>
+          <w:ilvl w:val="0"/>
+          <w:numId w:val="7"/>
+        </w:numPr>
+        <w:spacing w:before="100" w:beforeAutospacing="1" w:after="100" w:afterAutospacing="1" w:line="240" w:lineRule="auto"/>
+        <w:rPr>
+          <w:rFonts w:ascii="Times New Roman" w:eastAsia="Times New Roman" w:hAnsi="Times New Roman" w:cs="Times New Roman"/>
+          <w:kern w:val="0"/>
+          <w14:ligatures w14:val="none"/>
+        </w:rPr>
+      </w:pPr>
+      <w:r>
+        <w:rPr>
+          <w:rFonts w:ascii="Times New Roman" w:eastAsia="Times New Roman" w:hAnsi="Times New Roman" w:cs="Times New Roman"/>
+          <w:kern w:val="0"/>
+          <w14:ligatures w14:val="none"/>
+        </w:rPr>
+        <w:t>How do we organize and access structured data?</w:t>
+      </w:r>
+    </w:p>
+    <w:p>
+      <w:pPr>
+        <w:rPr>
+          <w:b/>
+          <w:bCs/>
+        </w:rPr>
+      </w:pPr>
+      <w:r>
+        <w:rPr>
+          <w:b/>
+          <w:bCs/>
+        </w:rPr>
+        <w:t>Unit 4 – Repetition &amp; Data Processing</w:t>
+      </w:r>
+    </w:p>
+    <w:p>
+      <w:r>
+        <w:rPr>
+          <w:b/>
+          <w:bCs/>
+        </w:rPr>
+        <w:t>Big Idea:</w:t>
+      </w:r>
+      <w:r>
+        <w:t xml:space="preserve"> Automation allows us to process large amounts of data.</w:t>
+      </w:r>
+    </w:p>
+    <w:p>
+      <w:pPr>
+        <w:rPr>
+          <w:b/>
+          <w:bCs/>
+        </w:rPr>
+      </w:pPr>
+      <w:r>
+        <w:rPr>
+          <w:b/>
+          <w:bCs/>
+        </w:rPr>
+        <w:t>Topics</w:t>
+      </w:r>
+    </w:p>
+    <w:p>
+      <w:pPr>
+        <w:numPr>
+          <w:ilvl w:val="0"/>
+          <w:numId w:val="8"/>
+        </w:numPr>
+      </w:pPr>
+      <w:r>
+        <w:t>Loops Part 1</w:t>
+      </w:r>
+    </w:p>
+    <w:p>
+      <w:pPr>
+        <w:numPr>
+          <w:ilvl w:val="0"/>
+          <w:numId w:val="8"/>
+        </w:numPr>
+      </w:pPr>
+      <w:r>
+        <w:t>Loops Part 2</w:t>
+      </w:r>
+    </w:p>
+    <w:p>
+      <w:pPr>
+        <w:rPr>
+          <w:b/>
+          <w:bCs/>
+        </w:rPr>
+      </w:pPr>
+      <w:r>
+        <w:rPr>
+          <w:b/>
+          <w:bCs/>
+        </w:rPr>
+        <w:t xml:space="preserve">Why </w:t>
+      </w:r>
+      <w:proofErr w:type="gramStart"/>
+      <w:r>
+        <w:rPr>
+          <w:b/>
+          <w:bCs/>
+        </w:rPr>
+        <w:t>this matters</w:t>
+      </w:r>
+      <w:proofErr w:type="gramEnd"/>
+    </w:p>
+    <w:p>
+      <w:r>
+        <w:t>Students learn:</w:t>
+      </w:r>
+    </w:p>
+    <w:p>
+      <w:pPr>
+        <w:numPr>
+          <w:ilvl w:val="0"/>
+          <w:numId w:val="9"/>
+        </w:numPr>
+      </w:pPr>
+      <w:r>
+        <w:t>Accumulators</w:t>
+      </w:r>
+    </w:p>
+    <w:p>
+      <w:pPr>
+        <w:numPr>
+          <w:ilvl w:val="0"/>
+          <w:numId w:val="9"/>
+        </w:numPr>
+      </w:pPr>
+      <w:r>
+        <w:t>Counters</w:t>
+      </w:r>
+    </w:p>
+    <w:p>
+      <w:pPr>
+        <w:numPr>
+          <w:ilvl w:val="0"/>
+          <w:numId w:val="9"/>
+        </w:numPr>
+      </w:pPr>
+      <w:r>
+        <w:t>Summation</w:t>
+      </w:r>
+    </w:p>
+    <w:p>
+      <w:pPr>
+        <w:numPr>
+          <w:ilvl w:val="0"/>
+          <w:numId w:val="9"/>
+        </w:numPr>
+      </w:pPr>
+      <w:r>
+        <w:t>Traversing nested lists</w:t>
+      </w:r>
+    </w:p>
+    <w:p>
+      <w:r>
+        <w:t>This directly prepares them for:</w:t>
+      </w:r>
+    </w:p>
+    <w:p>
+      <w:pPr>
+        <w:numPr>
+          <w:ilvl w:val="0"/>
+          <w:numId w:val="10"/>
+        </w:numPr>
+      </w:pPr>
+      <w:proofErr w:type="spellStart"/>
+      <w:r>
+        <w:t>Groupby</w:t>
+      </w:r>
+      <w:proofErr w:type="spellEnd"/>
+      <w:r>
+        <w:t xml:space="preserve"> thinking</w:t>
+      </w:r>
+    </w:p>
+    <w:p>
+      <w:pPr>
+        <w:numPr>
+          <w:ilvl w:val="0"/>
+          <w:numId w:val="10"/>
+        </w:numPr>
+      </w:pPr>
+      <w:r>
+        <w:t>Aggregation</w:t>
+      </w:r>
+    </w:p>
+    <w:p>
+      <w:pPr>
+        <w:numPr>
+          <w:ilvl w:val="0"/>
+          <w:numId w:val="10"/>
+        </w:numPr>
+      </w:pPr>
+      <w:r>
+        <w:t>Summary statistics</w:t>
+      </w:r>
+    </w:p>
+    <w:p>
+      <w:pPr>
+        <w:spacing w:before="100" w:beforeAutospacing="1" w:after="100" w:afterAutospacing="1" w:line="240" w:lineRule="auto"/>
+        <w:outlineLvl w:val="2"/>
+        <w:rPr>
+          <w:rFonts w:ascii="Times New Roman" w:eastAsia="Times New Roman" w:hAnsi="Times New Roman" w:cs="Times New Roman"/>
+          <w:b/>
+          <w:bCs/>
+          <w:kern w:val="0"/>
+          <w:sz w:val="27"/>
+          <w:szCs w:val="27"/>
+          <w14:ligatures w14:val="none"/>
+        </w:rPr>
+      </w:pPr>
+      <w:r>
+        <w:rPr>
+          <w:rFonts w:ascii="Times New Roman" w:eastAsia="Times New Roman" w:hAnsi="Times New Roman" w:cs="Times New Roman"/>
+          <w:b/>
+          <w:bCs/>
+          <w:kern w:val="0"/>
+          <w:sz w:val="27"/>
+          <w:szCs w:val="27"/>
+          <w14:ligatures w14:val="none"/>
+        </w:rPr>
+        <w:t>Essential Question</w:t>
+      </w:r>
+    </w:p>
+    <w:p>
+      <w:pPr>
+        <w:pStyle w:val="ListParagraph"/>
+        <w:numPr>
+          <w:ilvl w:val="0"/>
+          <w:numId w:val="10"/>
+        </w:numPr>
+        <w:spacing w:before="100" w:beforeAutospacing="1" w:after="100" w:afterAutospacing="1" w:line="240" w:lineRule="auto"/>
+        <w:rPr>
+          <w:rFonts w:ascii="Times New Roman" w:eastAsia="Times New Roman" w:hAnsi="Times New Roman" w:cs="Times New Roman"/>
+          <w:kern w:val="0"/>
+          <w14:ligatures w14:val="none"/>
+        </w:rPr>
+      </w:pPr>
+      <w:r>
+        <w:rPr>
+          <w:rFonts w:ascii="Times New Roman" w:eastAsia="Times New Roman" w:hAnsi="Times New Roman" w:cs="Times New Roman"/>
+          <w:kern w:val="0"/>
+          <w14:ligatures w14:val="none"/>
+        </w:rPr>
+        <w:t>How can we automate analysis of large datasets?</w:t>
+      </w:r>
+    </w:p>
+    <w:p>
+      <w:pPr>
+        <w:rPr>
+          <w:b/>
+          <w:bCs/>
+        </w:rPr>
+      </w:pPr>
+      <w:r>
+        <w:rPr>
+          <w:b/>
+          <w:bCs/>
+        </w:rPr>
+        <w:t>Unit 5 – Abstraction &amp; Building Data Tools</w:t>
+      </w:r>
+    </w:p>
+    <w:p>
+      <w:r>
+        <w:rPr>
+          <w:b/>
+          <w:bCs/>
+        </w:rPr>
+        <w:lastRenderedPageBreak/>
+        <w:t>Big Idea:</w:t>
+      </w:r>
+      <w:r>
+        <w:t xml:space="preserve"> Good programmers build reusable tools.</w:t>
+      </w:r>
+    </w:p>
+    <w:p>
+      <w:pPr>
+        <w:rPr>
+          <w:b/>
+          <w:bCs/>
+        </w:rPr>
+      </w:pPr>
+      <w:r>
+        <w:rPr>
+          <w:b/>
+          <w:bCs/>
+        </w:rPr>
+        <w:t>Topics</w:t>
+      </w:r>
+    </w:p>
+    <w:p>
+      <w:pPr>
+        <w:numPr>
+          <w:ilvl w:val="0"/>
+          <w:numId w:val="11"/>
+        </w:numPr>
+      </w:pPr>
+      <w:r>
+        <w:t>Functions Part 1</w:t>
+      </w:r>
+    </w:p>
+    <w:p>
+      <w:pPr>
+        <w:numPr>
+          <w:ilvl w:val="0"/>
+          <w:numId w:val="11"/>
+        </w:numPr>
+      </w:pPr>
+      <w:r>
+        <w:t>Functions Part 2</w:t>
+      </w:r>
+    </w:p>
+    <w:p>
+      <w:pPr>
+        <w:rPr>
+          <w:b/>
+          <w:bCs/>
+        </w:rPr>
+      </w:pPr>
+      <w:r>
+        <w:rPr>
+          <w:b/>
+          <w:bCs/>
+        </w:rPr>
+        <w:t xml:space="preserve">Why </w:t>
+      </w:r>
+      <w:proofErr w:type="gramStart"/>
+      <w:r>
+        <w:rPr>
+          <w:b/>
+          <w:bCs/>
+        </w:rPr>
+        <w:t>this matters</w:t>
+      </w:r>
+      <w:proofErr w:type="gramEnd"/>
+    </w:p>
+    <w:p>
+      <w:r>
+        <w:t>This prepares students to:</w:t>
+      </w:r>
+    </w:p>
+    <w:p>
+      <w:pPr>
+        <w:numPr>
+          <w:ilvl w:val="0"/>
+          <w:numId w:val="12"/>
+        </w:numPr>
+      </w:pPr>
+      <w:r>
+        <w:t>Write scoring functions</w:t>
+      </w:r>
+    </w:p>
+    <w:p>
+      <w:pPr>
+        <w:numPr>
+          <w:ilvl w:val="0"/>
+          <w:numId w:val="12"/>
+        </w:numPr>
+      </w:pPr>
+      <w:r>
+        <w:t>Clean data with reusable logic</w:t>
+      </w:r>
+    </w:p>
+    <w:p>
+      <w:pPr>
+        <w:numPr>
+          <w:ilvl w:val="0"/>
+          <w:numId w:val="12"/>
+        </w:numPr>
+      </w:pPr>
+      <w:r>
+        <w:t>Build mini-analysis pipelines</w:t>
+      </w:r>
+    </w:p>
+    <w:p>
+      <w:pPr>
+        <w:spacing w:before="100" w:beforeAutospacing="1" w:after="100" w:afterAutospacing="1" w:line="240" w:lineRule="auto"/>
+        <w:outlineLvl w:val="2"/>
+        <w:rPr>
+          <w:rFonts w:ascii="Times New Roman" w:eastAsia="Times New Roman" w:hAnsi="Times New Roman" w:cs="Times New Roman"/>
+          <w:b/>
+          <w:bCs/>
+          <w:kern w:val="0"/>
+          <w:sz w:val="27"/>
+          <w:szCs w:val="27"/>
+          <w14:ligatures w14:val="none"/>
+        </w:rPr>
+      </w:pPr>
+      <w:r>
+        <w:rPr>
+          <w:rFonts w:ascii="Times New Roman" w:eastAsia="Times New Roman" w:hAnsi="Times New Roman" w:cs="Times New Roman"/>
+          <w:b/>
+          <w:bCs/>
+          <w:kern w:val="0"/>
+          <w:sz w:val="27"/>
+          <w:szCs w:val="27"/>
+          <w14:ligatures w14:val="none"/>
+        </w:rPr>
+        <w:t>Essential Question</w:t>
+      </w:r>
+    </w:p>
+    <w:p>
+      <w:pPr>
+        <w:pStyle w:val="ListParagraph"/>
+        <w:numPr>
+          <w:ilvl w:val="0"/>
+          <w:numId w:val="12"/>
+        </w:numPr>
+        <w:spacing w:before="100" w:beforeAutospacing="1" w:after="100" w:afterAutospacing="1" w:line="240" w:lineRule="auto"/>
+        <w:rPr>
+          <w:rFonts w:ascii="Times New Roman" w:eastAsia="Times New Roman" w:hAnsi="Times New Roman" w:cs="Times New Roman"/>
+          <w:kern w:val="0"/>
+          <w14:ligatures w14:val="none"/>
+        </w:rPr>
+      </w:pPr>
+      <w:r>
+        <w:rPr>
+          <w:rFonts w:ascii="Times New Roman" w:eastAsia="Times New Roman" w:hAnsi="Times New Roman" w:cs="Times New Roman"/>
+          <w:kern w:val="0"/>
+          <w14:ligatures w14:val="none"/>
+        </w:rPr>
+        <w:t>How can we build reusable tools for analyzing data?</w:t>
+      </w:r>
+    </w:p>
+    <w:p/>
     <w:sectPr>
       <w:pgSz w:w="12240" w:h="15840"/>
       <w:pgMar w:top="1440" w:right="1440" w:bottom="1440" w:left="1440" w:header="720" w:footer="720" w:gutter="0"/>
@@ -191,6 +1203,1496 @@
 <file path=word/numbering.xml><?xml version="1.0" encoding="utf-8"?>
 <w:numbering xmlns:wpc="http://schemas.microsoft.com/office/word/2010/wordprocessingCanvas" xmlns:cx="http://schemas.microsoft.com/office/drawing/2014/chartex" xmlns:cx1="http://schemas.microsoft.com/office/drawing/2015/9/8/chartex" xmlns:cx2="http://schemas.microsoft.com/office/drawing/2015/10/21/chartex" xmlns:cx3="http://schemas.microsoft.com/office/drawing/2016/5/9/chartex" xmlns:cx4="http://schemas.microsoft.com/office/drawing/2016/5/10/chartex" xmlns:cx5="http://schemas.microsoft.com/office/drawing/2016/5/11/chartex" xmlns:cx6="http://schemas.microsoft.com/office/drawing/2016/5/12/chartex" xmlns:cx7="http://schemas.microsoft.com/office/drawing/2016/5/13/chartex" xmlns:cx8="http://schemas.microsoft.com/office/drawing/2016/5/14/chartex" xmlns:mc="http://schemas.openxmlformats.org/markup-compatibility/2006" xmlns:aink="http://schemas.microsoft.com/office/drawing/2016/ink" xmlns:am3d="http://schemas.microsoft.com/office/drawing/2017/model3d" xmlns:o="urn:schemas-microsoft-com:office:office" xmlns:oel="http://schemas.microsoft.com/office/2019/extlst" xmlns:r="http://schemas.openxmlformats.org/officeDocument/2006/relationships" xmlns:m="http://schemas.openxmlformats.org/officeDocument/2006/math" xmlns:v="urn:schemas-microsoft-com:vml" xmlns:wp14="http://schemas.microsoft.com/office/word/2010/wordprocessingDrawing" xmlns:wp="http://schemas.openxmlformats.org/drawingml/2006/wordprocessingDrawing" xmlns:w10="urn:schemas-microsoft-com:office:word" xmlns:w="http://schemas.openxmlformats.org/wordprocessingml/2006/main" xmlns:w14="http://schemas.microsoft.com/office/word/2010/wordml" xmlns:w15="http://schemas.microsoft.com/office/word/2012/wordml" xmlns:w16cex="http://schemas.microsoft.com/office/word/2018/wordml/cex" xmlns:w16cid="http://schemas.microsoft.com/office/word/2016/wordml/cid" xmlns:w16="http://schemas.microsoft.com/office/word/2018/wordml" xmlns:w16du="http://schemas.microsoft.com/office/word/2023/wordml/word16du" xmlns:w16sdtdh="http://schemas.microsoft.com/office/word/2020/wordml/sdtdatahash" xmlns:w16sdtfl="http://schemas.microsoft.com/office/word/2024/wordml/sdtformatlock" xmlns:w16se="http://schemas.microsoft.com/office/word/2015/wordml/symex" xmlns:wpg="http://schemas.microsoft.com/office/word/2010/wordprocessingGroup" xmlns:wpi="http://schemas.microsoft.com/office/word/2010/wordprocessingInk" xmlns:wne="http://schemas.microsoft.com/office/word/2006/wordml" xmlns:wps="http://schemas.microsoft.com/office/word/2010/wordprocessingShape" mc:Ignorable="w14 w15 w16se w16cid w16 w16cex w16sdtdh w16sdtfl w16du wp14">
   <w:abstractNum w:abstractNumId="0" w15:restartNumberingAfterBreak="0">
+    <w:nsid w:val="0B265812"/>
+    <w:multiLevelType w:val="multilevel"/>
+    <w:tmpl w:val="C39233B6"/>
+    <w:lvl w:ilvl="0">
+      <w:start w:val="1"/>
+      <w:numFmt w:val="bullet"/>
+      <w:lvlText w:val=""/>
+      <w:lvlJc w:val="left"/>
+      <w:pPr>
+        <w:tabs>
+          <w:tab w:val="num" w:pos="720"/>
+        </w:tabs>
+        <w:ind w:left="720" w:hanging="360"/>
+      </w:pPr>
+      <w:rPr>
+        <w:rFonts w:ascii="Symbol" w:hAnsi="Symbol" w:hint="default"/>
+        <w:sz w:val="20"/>
+      </w:rPr>
+    </w:lvl>
+    <w:lvl w:ilvl="1" w:tentative="1">
+      <w:start w:val="1"/>
+      <w:numFmt w:val="bullet"/>
+      <w:lvlText w:val="o"/>
+      <w:lvlJc w:val="left"/>
+      <w:pPr>
+        <w:tabs>
+          <w:tab w:val="num" w:pos="1440"/>
+        </w:tabs>
+        <w:ind w:left="1440" w:hanging="360"/>
+      </w:pPr>
+      <w:rPr>
+        <w:rFonts w:ascii="Courier New" w:hAnsi="Courier New" w:hint="default"/>
+        <w:sz w:val="20"/>
+      </w:rPr>
+    </w:lvl>
+    <w:lvl w:ilvl="2" w:tentative="1">
+      <w:start w:val="1"/>
+      <w:numFmt w:val="bullet"/>
+      <w:lvlText w:val=""/>
+      <w:lvlJc w:val="left"/>
+      <w:pPr>
+        <w:tabs>
+          <w:tab w:val="num" w:pos="2160"/>
+        </w:tabs>
+        <w:ind w:left="2160" w:hanging="360"/>
+      </w:pPr>
+      <w:rPr>
+        <w:rFonts w:ascii="Wingdings" w:hAnsi="Wingdings" w:hint="default"/>
+        <w:sz w:val="20"/>
+      </w:rPr>
+    </w:lvl>
+    <w:lvl w:ilvl="3" w:tentative="1">
+      <w:start w:val="1"/>
+      <w:numFmt w:val="bullet"/>
+      <w:lvlText w:val=""/>
+      <w:lvlJc w:val="left"/>
+      <w:pPr>
+        <w:tabs>
+          <w:tab w:val="num" w:pos="2880"/>
+        </w:tabs>
+        <w:ind w:left="2880" w:hanging="360"/>
+      </w:pPr>
+      <w:rPr>
+        <w:rFonts w:ascii="Wingdings" w:hAnsi="Wingdings" w:hint="default"/>
+        <w:sz w:val="20"/>
+      </w:rPr>
+    </w:lvl>
+    <w:lvl w:ilvl="4" w:tentative="1">
+      <w:start w:val="1"/>
+      <w:numFmt w:val="bullet"/>
+      <w:lvlText w:val=""/>
+      <w:lvlJc w:val="left"/>
+      <w:pPr>
+        <w:tabs>
+          <w:tab w:val="num" w:pos="3600"/>
+        </w:tabs>
+        <w:ind w:left="3600" w:hanging="360"/>
+      </w:pPr>
+      <w:rPr>
+        <w:rFonts w:ascii="Wingdings" w:hAnsi="Wingdings" w:hint="default"/>
+        <w:sz w:val="20"/>
+      </w:rPr>
+    </w:lvl>
+    <w:lvl w:ilvl="5" w:tentative="1">
+      <w:start w:val="1"/>
+      <w:numFmt w:val="bullet"/>
+      <w:lvlText w:val=""/>
+      <w:lvlJc w:val="left"/>
+      <w:pPr>
+        <w:tabs>
+          <w:tab w:val="num" w:pos="4320"/>
+        </w:tabs>
+        <w:ind w:left="4320" w:hanging="360"/>
+      </w:pPr>
+      <w:rPr>
+        <w:rFonts w:ascii="Wingdings" w:hAnsi="Wingdings" w:hint="default"/>
+        <w:sz w:val="20"/>
+      </w:rPr>
+    </w:lvl>
+    <w:lvl w:ilvl="6" w:tentative="1">
+      <w:start w:val="1"/>
+      <w:numFmt w:val="bullet"/>
+      <w:lvlText w:val=""/>
+      <w:lvlJc w:val="left"/>
+      <w:pPr>
+        <w:tabs>
+          <w:tab w:val="num" w:pos="5040"/>
+        </w:tabs>
+        <w:ind w:left="5040" w:hanging="360"/>
+      </w:pPr>
+      <w:rPr>
+        <w:rFonts w:ascii="Wingdings" w:hAnsi="Wingdings" w:hint="default"/>
+        <w:sz w:val="20"/>
+      </w:rPr>
+    </w:lvl>
+    <w:lvl w:ilvl="7" w:tentative="1">
+      <w:start w:val="1"/>
+      <w:numFmt w:val="bullet"/>
+      <w:lvlText w:val=""/>
+      <w:lvlJc w:val="left"/>
+      <w:pPr>
+        <w:tabs>
+          <w:tab w:val="num" w:pos="5760"/>
+        </w:tabs>
+        <w:ind w:left="5760" w:hanging="360"/>
+      </w:pPr>
+      <w:rPr>
+        <w:rFonts w:ascii="Wingdings" w:hAnsi="Wingdings" w:hint="default"/>
+        <w:sz w:val="20"/>
+      </w:rPr>
+    </w:lvl>
+    <w:lvl w:ilvl="8" w:tentative="1">
+      <w:start w:val="1"/>
+      <w:numFmt w:val="bullet"/>
+      <w:lvlText w:val=""/>
+      <w:lvlJc w:val="left"/>
+      <w:pPr>
+        <w:tabs>
+          <w:tab w:val="num" w:pos="6480"/>
+        </w:tabs>
+        <w:ind w:left="6480" w:hanging="360"/>
+      </w:pPr>
+      <w:rPr>
+        <w:rFonts w:ascii="Wingdings" w:hAnsi="Wingdings" w:hint="default"/>
+        <w:sz w:val="20"/>
+      </w:rPr>
+    </w:lvl>
+  </w:abstractNum>
+  <w:abstractNum w:abstractNumId="1" w15:restartNumberingAfterBreak="0">
+    <w:nsid w:val="15F04999"/>
+    <w:multiLevelType w:val="multilevel"/>
+    <w:tmpl w:val="734C9CF4"/>
+    <w:lvl w:ilvl="0">
+      <w:start w:val="1"/>
+      <w:numFmt w:val="bullet"/>
+      <w:lvlText w:val=""/>
+      <w:lvlJc w:val="left"/>
+      <w:pPr>
+        <w:tabs>
+          <w:tab w:val="num" w:pos="720"/>
+        </w:tabs>
+        <w:ind w:left="720" w:hanging="360"/>
+      </w:pPr>
+      <w:rPr>
+        <w:rFonts w:ascii="Symbol" w:hAnsi="Symbol" w:hint="default"/>
+        <w:sz w:val="20"/>
+      </w:rPr>
+    </w:lvl>
+    <w:lvl w:ilvl="1" w:tentative="1">
+      <w:start w:val="1"/>
+      <w:numFmt w:val="bullet"/>
+      <w:lvlText w:val="o"/>
+      <w:lvlJc w:val="left"/>
+      <w:pPr>
+        <w:tabs>
+          <w:tab w:val="num" w:pos="1440"/>
+        </w:tabs>
+        <w:ind w:left="1440" w:hanging="360"/>
+      </w:pPr>
+      <w:rPr>
+        <w:rFonts w:ascii="Courier New" w:hAnsi="Courier New" w:hint="default"/>
+        <w:sz w:val="20"/>
+      </w:rPr>
+    </w:lvl>
+    <w:lvl w:ilvl="2" w:tentative="1">
+      <w:start w:val="1"/>
+      <w:numFmt w:val="bullet"/>
+      <w:lvlText w:val=""/>
+      <w:lvlJc w:val="left"/>
+      <w:pPr>
+        <w:tabs>
+          <w:tab w:val="num" w:pos="2160"/>
+        </w:tabs>
+        <w:ind w:left="2160" w:hanging="360"/>
+      </w:pPr>
+      <w:rPr>
+        <w:rFonts w:ascii="Wingdings" w:hAnsi="Wingdings" w:hint="default"/>
+        <w:sz w:val="20"/>
+      </w:rPr>
+    </w:lvl>
+    <w:lvl w:ilvl="3" w:tentative="1">
+      <w:start w:val="1"/>
+      <w:numFmt w:val="bullet"/>
+      <w:lvlText w:val=""/>
+      <w:lvlJc w:val="left"/>
+      <w:pPr>
+        <w:tabs>
+          <w:tab w:val="num" w:pos="2880"/>
+        </w:tabs>
+        <w:ind w:left="2880" w:hanging="360"/>
+      </w:pPr>
+      <w:rPr>
+        <w:rFonts w:ascii="Wingdings" w:hAnsi="Wingdings" w:hint="default"/>
+        <w:sz w:val="20"/>
+      </w:rPr>
+    </w:lvl>
+    <w:lvl w:ilvl="4" w:tentative="1">
+      <w:start w:val="1"/>
+      <w:numFmt w:val="bullet"/>
+      <w:lvlText w:val=""/>
+      <w:lvlJc w:val="left"/>
+      <w:pPr>
+        <w:tabs>
+          <w:tab w:val="num" w:pos="3600"/>
+        </w:tabs>
+        <w:ind w:left="3600" w:hanging="360"/>
+      </w:pPr>
+      <w:rPr>
+        <w:rFonts w:ascii="Wingdings" w:hAnsi="Wingdings" w:hint="default"/>
+        <w:sz w:val="20"/>
+      </w:rPr>
+    </w:lvl>
+    <w:lvl w:ilvl="5" w:tentative="1">
+      <w:start w:val="1"/>
+      <w:numFmt w:val="bullet"/>
+      <w:lvlText w:val=""/>
+      <w:lvlJc w:val="left"/>
+      <w:pPr>
+        <w:tabs>
+          <w:tab w:val="num" w:pos="4320"/>
+        </w:tabs>
+        <w:ind w:left="4320" w:hanging="360"/>
+      </w:pPr>
+      <w:rPr>
+        <w:rFonts w:ascii="Wingdings" w:hAnsi="Wingdings" w:hint="default"/>
+        <w:sz w:val="20"/>
+      </w:rPr>
+    </w:lvl>
+    <w:lvl w:ilvl="6" w:tentative="1">
+      <w:start w:val="1"/>
+      <w:numFmt w:val="bullet"/>
+      <w:lvlText w:val=""/>
+      <w:lvlJc w:val="left"/>
+      <w:pPr>
+        <w:tabs>
+          <w:tab w:val="num" w:pos="5040"/>
+        </w:tabs>
+        <w:ind w:left="5040" w:hanging="360"/>
+      </w:pPr>
+      <w:rPr>
+        <w:rFonts w:ascii="Wingdings" w:hAnsi="Wingdings" w:hint="default"/>
+        <w:sz w:val="20"/>
+      </w:rPr>
+    </w:lvl>
+    <w:lvl w:ilvl="7" w:tentative="1">
+      <w:start w:val="1"/>
+      <w:numFmt w:val="bullet"/>
+      <w:lvlText w:val=""/>
+      <w:lvlJc w:val="left"/>
+      <w:pPr>
+        <w:tabs>
+          <w:tab w:val="num" w:pos="5760"/>
+        </w:tabs>
+        <w:ind w:left="5760" w:hanging="360"/>
+      </w:pPr>
+      <w:rPr>
+        <w:rFonts w:ascii="Wingdings" w:hAnsi="Wingdings" w:hint="default"/>
+        <w:sz w:val="20"/>
+      </w:rPr>
+    </w:lvl>
+    <w:lvl w:ilvl="8" w:tentative="1">
+      <w:start w:val="1"/>
+      <w:numFmt w:val="bullet"/>
+      <w:lvlText w:val=""/>
+      <w:lvlJc w:val="left"/>
+      <w:pPr>
+        <w:tabs>
+          <w:tab w:val="num" w:pos="6480"/>
+        </w:tabs>
+        <w:ind w:left="6480" w:hanging="360"/>
+      </w:pPr>
+      <w:rPr>
+        <w:rFonts w:ascii="Wingdings" w:hAnsi="Wingdings" w:hint="default"/>
+        <w:sz w:val="20"/>
+      </w:rPr>
+    </w:lvl>
+  </w:abstractNum>
+  <w:abstractNum w:abstractNumId="2" w15:restartNumberingAfterBreak="0">
+    <w:nsid w:val="2505761D"/>
+    <w:multiLevelType w:val="multilevel"/>
+    <w:tmpl w:val="09E8689C"/>
+    <w:lvl w:ilvl="0">
+      <w:start w:val="1"/>
+      <w:numFmt w:val="bullet"/>
+      <w:lvlText w:val=""/>
+      <w:lvlJc w:val="left"/>
+      <w:pPr>
+        <w:tabs>
+          <w:tab w:val="num" w:pos="720"/>
+        </w:tabs>
+        <w:ind w:left="720" w:hanging="360"/>
+      </w:pPr>
+      <w:rPr>
+        <w:rFonts w:ascii="Symbol" w:hAnsi="Symbol" w:hint="default"/>
+        <w:sz w:val="20"/>
+      </w:rPr>
+    </w:lvl>
+    <w:lvl w:ilvl="1" w:tentative="1">
+      <w:start w:val="1"/>
+      <w:numFmt w:val="bullet"/>
+      <w:lvlText w:val="o"/>
+      <w:lvlJc w:val="left"/>
+      <w:pPr>
+        <w:tabs>
+          <w:tab w:val="num" w:pos="1440"/>
+        </w:tabs>
+        <w:ind w:left="1440" w:hanging="360"/>
+      </w:pPr>
+      <w:rPr>
+        <w:rFonts w:ascii="Courier New" w:hAnsi="Courier New" w:hint="default"/>
+        <w:sz w:val="20"/>
+      </w:rPr>
+    </w:lvl>
+    <w:lvl w:ilvl="2" w:tentative="1">
+      <w:start w:val="1"/>
+      <w:numFmt w:val="bullet"/>
+      <w:lvlText w:val=""/>
+      <w:lvlJc w:val="left"/>
+      <w:pPr>
+        <w:tabs>
+          <w:tab w:val="num" w:pos="2160"/>
+        </w:tabs>
+        <w:ind w:left="2160" w:hanging="360"/>
+      </w:pPr>
+      <w:rPr>
+        <w:rFonts w:ascii="Wingdings" w:hAnsi="Wingdings" w:hint="default"/>
+        <w:sz w:val="20"/>
+      </w:rPr>
+    </w:lvl>
+    <w:lvl w:ilvl="3" w:tentative="1">
+      <w:start w:val="1"/>
+      <w:numFmt w:val="bullet"/>
+      <w:lvlText w:val=""/>
+      <w:lvlJc w:val="left"/>
+      <w:pPr>
+        <w:tabs>
+          <w:tab w:val="num" w:pos="2880"/>
+        </w:tabs>
+        <w:ind w:left="2880" w:hanging="360"/>
+      </w:pPr>
+      <w:rPr>
+        <w:rFonts w:ascii="Wingdings" w:hAnsi="Wingdings" w:hint="default"/>
+        <w:sz w:val="20"/>
+      </w:rPr>
+    </w:lvl>
+    <w:lvl w:ilvl="4" w:tentative="1">
+      <w:start w:val="1"/>
+      <w:numFmt w:val="bullet"/>
+      <w:lvlText w:val=""/>
+      <w:lvlJc w:val="left"/>
+      <w:pPr>
+        <w:tabs>
+          <w:tab w:val="num" w:pos="3600"/>
+        </w:tabs>
+        <w:ind w:left="3600" w:hanging="360"/>
+      </w:pPr>
+      <w:rPr>
+        <w:rFonts w:ascii="Wingdings" w:hAnsi="Wingdings" w:hint="default"/>
+        <w:sz w:val="20"/>
+      </w:rPr>
+    </w:lvl>
+    <w:lvl w:ilvl="5" w:tentative="1">
+      <w:start w:val="1"/>
+      <w:numFmt w:val="bullet"/>
+      <w:lvlText w:val=""/>
+      <w:lvlJc w:val="left"/>
+      <w:pPr>
+        <w:tabs>
+          <w:tab w:val="num" w:pos="4320"/>
+        </w:tabs>
+        <w:ind w:left="4320" w:hanging="360"/>
+      </w:pPr>
+      <w:rPr>
+        <w:rFonts w:ascii="Wingdings" w:hAnsi="Wingdings" w:hint="default"/>
+        <w:sz w:val="20"/>
+      </w:rPr>
+    </w:lvl>
+    <w:lvl w:ilvl="6" w:tentative="1">
+      <w:start w:val="1"/>
+      <w:numFmt w:val="bullet"/>
+      <w:lvlText w:val=""/>
+      <w:lvlJc w:val="left"/>
+      <w:pPr>
+        <w:tabs>
+          <w:tab w:val="num" w:pos="5040"/>
+        </w:tabs>
+        <w:ind w:left="5040" w:hanging="360"/>
+      </w:pPr>
+      <w:rPr>
+        <w:rFonts w:ascii="Wingdings" w:hAnsi="Wingdings" w:hint="default"/>
+        <w:sz w:val="20"/>
+      </w:rPr>
+    </w:lvl>
+    <w:lvl w:ilvl="7" w:tentative="1">
+      <w:start w:val="1"/>
+      <w:numFmt w:val="bullet"/>
+      <w:lvlText w:val=""/>
+      <w:lvlJc w:val="left"/>
+      <w:pPr>
+        <w:tabs>
+          <w:tab w:val="num" w:pos="5760"/>
+        </w:tabs>
+        <w:ind w:left="5760" w:hanging="360"/>
+      </w:pPr>
+      <w:rPr>
+        <w:rFonts w:ascii="Wingdings" w:hAnsi="Wingdings" w:hint="default"/>
+        <w:sz w:val="20"/>
+      </w:rPr>
+    </w:lvl>
+    <w:lvl w:ilvl="8" w:tentative="1">
+      <w:start w:val="1"/>
+      <w:numFmt w:val="bullet"/>
+      <w:lvlText w:val=""/>
+      <w:lvlJc w:val="left"/>
+      <w:pPr>
+        <w:tabs>
+          <w:tab w:val="num" w:pos="6480"/>
+        </w:tabs>
+        <w:ind w:left="6480" w:hanging="360"/>
+      </w:pPr>
+      <w:rPr>
+        <w:rFonts w:ascii="Wingdings" w:hAnsi="Wingdings" w:hint="default"/>
+        <w:sz w:val="20"/>
+      </w:rPr>
+    </w:lvl>
+  </w:abstractNum>
+  <w:abstractNum w:abstractNumId="3" w15:restartNumberingAfterBreak="0">
+    <w:nsid w:val="3692308F"/>
+    <w:multiLevelType w:val="multilevel"/>
+    <w:tmpl w:val="28D27F9E"/>
+    <w:lvl w:ilvl="0">
+      <w:start w:val="1"/>
+      <w:numFmt w:val="bullet"/>
+      <w:lvlText w:val=""/>
+      <w:lvlJc w:val="left"/>
+      <w:pPr>
+        <w:tabs>
+          <w:tab w:val="num" w:pos="720"/>
+        </w:tabs>
+        <w:ind w:left="720" w:hanging="360"/>
+      </w:pPr>
+      <w:rPr>
+        <w:rFonts w:ascii="Symbol" w:hAnsi="Symbol" w:hint="default"/>
+        <w:sz w:val="20"/>
+      </w:rPr>
+    </w:lvl>
+    <w:lvl w:ilvl="1" w:tentative="1">
+      <w:start w:val="1"/>
+      <w:numFmt w:val="bullet"/>
+      <w:lvlText w:val="o"/>
+      <w:lvlJc w:val="left"/>
+      <w:pPr>
+        <w:tabs>
+          <w:tab w:val="num" w:pos="1440"/>
+        </w:tabs>
+        <w:ind w:left="1440" w:hanging="360"/>
+      </w:pPr>
+      <w:rPr>
+        <w:rFonts w:ascii="Courier New" w:hAnsi="Courier New" w:hint="default"/>
+        <w:sz w:val="20"/>
+      </w:rPr>
+    </w:lvl>
+    <w:lvl w:ilvl="2" w:tentative="1">
+      <w:start w:val="1"/>
+      <w:numFmt w:val="bullet"/>
+      <w:lvlText w:val=""/>
+      <w:lvlJc w:val="left"/>
+      <w:pPr>
+        <w:tabs>
+          <w:tab w:val="num" w:pos="2160"/>
+        </w:tabs>
+        <w:ind w:left="2160" w:hanging="360"/>
+      </w:pPr>
+      <w:rPr>
+        <w:rFonts w:ascii="Wingdings" w:hAnsi="Wingdings" w:hint="default"/>
+        <w:sz w:val="20"/>
+      </w:rPr>
+    </w:lvl>
+    <w:lvl w:ilvl="3" w:tentative="1">
+      <w:start w:val="1"/>
+      <w:numFmt w:val="bullet"/>
+      <w:lvlText w:val=""/>
+      <w:lvlJc w:val="left"/>
+      <w:pPr>
+        <w:tabs>
+          <w:tab w:val="num" w:pos="2880"/>
+        </w:tabs>
+        <w:ind w:left="2880" w:hanging="360"/>
+      </w:pPr>
+      <w:rPr>
+        <w:rFonts w:ascii="Wingdings" w:hAnsi="Wingdings" w:hint="default"/>
+        <w:sz w:val="20"/>
+      </w:rPr>
+    </w:lvl>
+    <w:lvl w:ilvl="4" w:tentative="1">
+      <w:start w:val="1"/>
+      <w:numFmt w:val="bullet"/>
+      <w:lvlText w:val=""/>
+      <w:lvlJc w:val="left"/>
+      <w:pPr>
+        <w:tabs>
+          <w:tab w:val="num" w:pos="3600"/>
+        </w:tabs>
+        <w:ind w:left="3600" w:hanging="360"/>
+      </w:pPr>
+      <w:rPr>
+        <w:rFonts w:ascii="Wingdings" w:hAnsi="Wingdings" w:hint="default"/>
+        <w:sz w:val="20"/>
+      </w:rPr>
+    </w:lvl>
+    <w:lvl w:ilvl="5" w:tentative="1">
+      <w:start w:val="1"/>
+      <w:numFmt w:val="bullet"/>
+      <w:lvlText w:val=""/>
+      <w:lvlJc w:val="left"/>
+      <w:pPr>
+        <w:tabs>
+          <w:tab w:val="num" w:pos="4320"/>
+        </w:tabs>
+        <w:ind w:left="4320" w:hanging="360"/>
+      </w:pPr>
+      <w:rPr>
+        <w:rFonts w:ascii="Wingdings" w:hAnsi="Wingdings" w:hint="default"/>
+        <w:sz w:val="20"/>
+      </w:rPr>
+    </w:lvl>
+    <w:lvl w:ilvl="6" w:tentative="1">
+      <w:start w:val="1"/>
+      <w:numFmt w:val="bullet"/>
+      <w:lvlText w:val=""/>
+      <w:lvlJc w:val="left"/>
+      <w:pPr>
+        <w:tabs>
+          <w:tab w:val="num" w:pos="5040"/>
+        </w:tabs>
+        <w:ind w:left="5040" w:hanging="360"/>
+      </w:pPr>
+      <w:rPr>
+        <w:rFonts w:ascii="Wingdings" w:hAnsi="Wingdings" w:hint="default"/>
+        <w:sz w:val="20"/>
+      </w:rPr>
+    </w:lvl>
+    <w:lvl w:ilvl="7" w:tentative="1">
+      <w:start w:val="1"/>
+      <w:numFmt w:val="bullet"/>
+      <w:lvlText w:val=""/>
+      <w:lvlJc w:val="left"/>
+      <w:pPr>
+        <w:tabs>
+          <w:tab w:val="num" w:pos="5760"/>
+        </w:tabs>
+        <w:ind w:left="5760" w:hanging="360"/>
+      </w:pPr>
+      <w:rPr>
+        <w:rFonts w:ascii="Wingdings" w:hAnsi="Wingdings" w:hint="default"/>
+        <w:sz w:val="20"/>
+      </w:rPr>
+    </w:lvl>
+    <w:lvl w:ilvl="8" w:tentative="1">
+      <w:start w:val="1"/>
+      <w:numFmt w:val="bullet"/>
+      <w:lvlText w:val=""/>
+      <w:lvlJc w:val="left"/>
+      <w:pPr>
+        <w:tabs>
+          <w:tab w:val="num" w:pos="6480"/>
+        </w:tabs>
+        <w:ind w:left="6480" w:hanging="360"/>
+      </w:pPr>
+      <w:rPr>
+        <w:rFonts w:ascii="Wingdings" w:hAnsi="Wingdings" w:hint="default"/>
+        <w:sz w:val="20"/>
+      </w:rPr>
+    </w:lvl>
+  </w:abstractNum>
+  <w:abstractNum w:abstractNumId="4" w15:restartNumberingAfterBreak="0">
+    <w:nsid w:val="3BCA766B"/>
+    <w:multiLevelType w:val="multilevel"/>
+    <w:tmpl w:val="64463846"/>
+    <w:lvl w:ilvl="0">
+      <w:start w:val="1"/>
+      <w:numFmt w:val="bullet"/>
+      <w:lvlText w:val=""/>
+      <w:lvlJc w:val="left"/>
+      <w:pPr>
+        <w:tabs>
+          <w:tab w:val="num" w:pos="720"/>
+        </w:tabs>
+        <w:ind w:left="720" w:hanging="360"/>
+      </w:pPr>
+      <w:rPr>
+        <w:rFonts w:ascii="Symbol" w:hAnsi="Symbol" w:hint="default"/>
+        <w:sz w:val="20"/>
+      </w:rPr>
+    </w:lvl>
+    <w:lvl w:ilvl="1" w:tentative="1">
+      <w:start w:val="1"/>
+      <w:numFmt w:val="bullet"/>
+      <w:lvlText w:val="o"/>
+      <w:lvlJc w:val="left"/>
+      <w:pPr>
+        <w:tabs>
+          <w:tab w:val="num" w:pos="1440"/>
+        </w:tabs>
+        <w:ind w:left="1440" w:hanging="360"/>
+      </w:pPr>
+      <w:rPr>
+        <w:rFonts w:ascii="Courier New" w:hAnsi="Courier New" w:hint="default"/>
+        <w:sz w:val="20"/>
+      </w:rPr>
+    </w:lvl>
+    <w:lvl w:ilvl="2" w:tentative="1">
+      <w:start w:val="1"/>
+      <w:numFmt w:val="bullet"/>
+      <w:lvlText w:val=""/>
+      <w:lvlJc w:val="left"/>
+      <w:pPr>
+        <w:tabs>
+          <w:tab w:val="num" w:pos="2160"/>
+        </w:tabs>
+        <w:ind w:left="2160" w:hanging="360"/>
+      </w:pPr>
+      <w:rPr>
+        <w:rFonts w:ascii="Wingdings" w:hAnsi="Wingdings" w:hint="default"/>
+        <w:sz w:val="20"/>
+      </w:rPr>
+    </w:lvl>
+    <w:lvl w:ilvl="3" w:tentative="1">
+      <w:start w:val="1"/>
+      <w:numFmt w:val="bullet"/>
+      <w:lvlText w:val=""/>
+      <w:lvlJc w:val="left"/>
+      <w:pPr>
+        <w:tabs>
+          <w:tab w:val="num" w:pos="2880"/>
+        </w:tabs>
+        <w:ind w:left="2880" w:hanging="360"/>
+      </w:pPr>
+      <w:rPr>
+        <w:rFonts w:ascii="Wingdings" w:hAnsi="Wingdings" w:hint="default"/>
+        <w:sz w:val="20"/>
+      </w:rPr>
+    </w:lvl>
+    <w:lvl w:ilvl="4" w:tentative="1">
+      <w:start w:val="1"/>
+      <w:numFmt w:val="bullet"/>
+      <w:lvlText w:val=""/>
+      <w:lvlJc w:val="left"/>
+      <w:pPr>
+        <w:tabs>
+          <w:tab w:val="num" w:pos="3600"/>
+        </w:tabs>
+        <w:ind w:left="3600" w:hanging="360"/>
+      </w:pPr>
+      <w:rPr>
+        <w:rFonts w:ascii="Wingdings" w:hAnsi="Wingdings" w:hint="default"/>
+        <w:sz w:val="20"/>
+      </w:rPr>
+    </w:lvl>
+    <w:lvl w:ilvl="5" w:tentative="1">
+      <w:start w:val="1"/>
+      <w:numFmt w:val="bullet"/>
+      <w:lvlText w:val=""/>
+      <w:lvlJc w:val="left"/>
+      <w:pPr>
+        <w:tabs>
+          <w:tab w:val="num" w:pos="4320"/>
+        </w:tabs>
+        <w:ind w:left="4320" w:hanging="360"/>
+      </w:pPr>
+      <w:rPr>
+        <w:rFonts w:ascii="Wingdings" w:hAnsi="Wingdings" w:hint="default"/>
+        <w:sz w:val="20"/>
+      </w:rPr>
+    </w:lvl>
+    <w:lvl w:ilvl="6" w:tentative="1">
+      <w:start w:val="1"/>
+      <w:numFmt w:val="bullet"/>
+      <w:lvlText w:val=""/>
+      <w:lvlJc w:val="left"/>
+      <w:pPr>
+        <w:tabs>
+          <w:tab w:val="num" w:pos="5040"/>
+        </w:tabs>
+        <w:ind w:left="5040" w:hanging="360"/>
+      </w:pPr>
+      <w:rPr>
+        <w:rFonts w:ascii="Wingdings" w:hAnsi="Wingdings" w:hint="default"/>
+        <w:sz w:val="20"/>
+      </w:rPr>
+    </w:lvl>
+    <w:lvl w:ilvl="7" w:tentative="1">
+      <w:start w:val="1"/>
+      <w:numFmt w:val="bullet"/>
+      <w:lvlText w:val=""/>
+      <w:lvlJc w:val="left"/>
+      <w:pPr>
+        <w:tabs>
+          <w:tab w:val="num" w:pos="5760"/>
+        </w:tabs>
+        <w:ind w:left="5760" w:hanging="360"/>
+      </w:pPr>
+      <w:rPr>
+        <w:rFonts w:ascii="Wingdings" w:hAnsi="Wingdings" w:hint="default"/>
+        <w:sz w:val="20"/>
+      </w:rPr>
+    </w:lvl>
+    <w:lvl w:ilvl="8" w:tentative="1">
+      <w:start w:val="1"/>
+      <w:numFmt w:val="bullet"/>
+      <w:lvlText w:val=""/>
+      <w:lvlJc w:val="left"/>
+      <w:pPr>
+        <w:tabs>
+          <w:tab w:val="num" w:pos="6480"/>
+        </w:tabs>
+        <w:ind w:left="6480" w:hanging="360"/>
+      </w:pPr>
+      <w:rPr>
+        <w:rFonts w:ascii="Wingdings" w:hAnsi="Wingdings" w:hint="default"/>
+        <w:sz w:val="20"/>
+      </w:rPr>
+    </w:lvl>
+  </w:abstractNum>
+  <w:abstractNum w:abstractNumId="5" w15:restartNumberingAfterBreak="0">
+    <w:nsid w:val="468943F4"/>
+    <w:multiLevelType w:val="multilevel"/>
+    <w:tmpl w:val="48CC1BC2"/>
+    <w:lvl w:ilvl="0">
+      <w:start w:val="1"/>
+      <w:numFmt w:val="bullet"/>
+      <w:lvlText w:val=""/>
+      <w:lvlJc w:val="left"/>
+      <w:pPr>
+        <w:tabs>
+          <w:tab w:val="num" w:pos="720"/>
+        </w:tabs>
+        <w:ind w:left="720" w:hanging="360"/>
+      </w:pPr>
+      <w:rPr>
+        <w:rFonts w:ascii="Symbol" w:hAnsi="Symbol" w:hint="default"/>
+        <w:sz w:val="20"/>
+      </w:rPr>
+    </w:lvl>
+    <w:lvl w:ilvl="1" w:tentative="1">
+      <w:start w:val="1"/>
+      <w:numFmt w:val="bullet"/>
+      <w:lvlText w:val="o"/>
+      <w:lvlJc w:val="left"/>
+      <w:pPr>
+        <w:tabs>
+          <w:tab w:val="num" w:pos="1440"/>
+        </w:tabs>
+        <w:ind w:left="1440" w:hanging="360"/>
+      </w:pPr>
+      <w:rPr>
+        <w:rFonts w:ascii="Courier New" w:hAnsi="Courier New" w:hint="default"/>
+        <w:sz w:val="20"/>
+      </w:rPr>
+    </w:lvl>
+    <w:lvl w:ilvl="2" w:tentative="1">
+      <w:start w:val="1"/>
+      <w:numFmt w:val="bullet"/>
+      <w:lvlText w:val=""/>
+      <w:lvlJc w:val="left"/>
+      <w:pPr>
+        <w:tabs>
+          <w:tab w:val="num" w:pos="2160"/>
+        </w:tabs>
+        <w:ind w:left="2160" w:hanging="360"/>
+      </w:pPr>
+      <w:rPr>
+        <w:rFonts w:ascii="Wingdings" w:hAnsi="Wingdings" w:hint="default"/>
+        <w:sz w:val="20"/>
+      </w:rPr>
+    </w:lvl>
+    <w:lvl w:ilvl="3" w:tentative="1">
+      <w:start w:val="1"/>
+      <w:numFmt w:val="bullet"/>
+      <w:lvlText w:val=""/>
+      <w:lvlJc w:val="left"/>
+      <w:pPr>
+        <w:tabs>
+          <w:tab w:val="num" w:pos="2880"/>
+        </w:tabs>
+        <w:ind w:left="2880" w:hanging="360"/>
+      </w:pPr>
+      <w:rPr>
+        <w:rFonts w:ascii="Wingdings" w:hAnsi="Wingdings" w:hint="default"/>
+        <w:sz w:val="20"/>
+      </w:rPr>
+    </w:lvl>
+    <w:lvl w:ilvl="4" w:tentative="1">
+      <w:start w:val="1"/>
+      <w:numFmt w:val="bullet"/>
+      <w:lvlText w:val=""/>
+      <w:lvlJc w:val="left"/>
+      <w:pPr>
+        <w:tabs>
+          <w:tab w:val="num" w:pos="3600"/>
+        </w:tabs>
+        <w:ind w:left="3600" w:hanging="360"/>
+      </w:pPr>
+      <w:rPr>
+        <w:rFonts w:ascii="Wingdings" w:hAnsi="Wingdings" w:hint="default"/>
+        <w:sz w:val="20"/>
+      </w:rPr>
+    </w:lvl>
+    <w:lvl w:ilvl="5" w:tentative="1">
+      <w:start w:val="1"/>
+      <w:numFmt w:val="bullet"/>
+      <w:lvlText w:val=""/>
+      <w:lvlJc w:val="left"/>
+      <w:pPr>
+        <w:tabs>
+          <w:tab w:val="num" w:pos="4320"/>
+        </w:tabs>
+        <w:ind w:left="4320" w:hanging="360"/>
+      </w:pPr>
+      <w:rPr>
+        <w:rFonts w:ascii="Wingdings" w:hAnsi="Wingdings" w:hint="default"/>
+        <w:sz w:val="20"/>
+      </w:rPr>
+    </w:lvl>
+    <w:lvl w:ilvl="6" w:tentative="1">
+      <w:start w:val="1"/>
+      <w:numFmt w:val="bullet"/>
+      <w:lvlText w:val=""/>
+      <w:lvlJc w:val="left"/>
+      <w:pPr>
+        <w:tabs>
+          <w:tab w:val="num" w:pos="5040"/>
+        </w:tabs>
+        <w:ind w:left="5040" w:hanging="360"/>
+      </w:pPr>
+      <w:rPr>
+        <w:rFonts w:ascii="Wingdings" w:hAnsi="Wingdings" w:hint="default"/>
+        <w:sz w:val="20"/>
+      </w:rPr>
+    </w:lvl>
+    <w:lvl w:ilvl="7" w:tentative="1">
+      <w:start w:val="1"/>
+      <w:numFmt w:val="bullet"/>
+      <w:lvlText w:val=""/>
+      <w:lvlJc w:val="left"/>
+      <w:pPr>
+        <w:tabs>
+          <w:tab w:val="num" w:pos="5760"/>
+        </w:tabs>
+        <w:ind w:left="5760" w:hanging="360"/>
+      </w:pPr>
+      <w:rPr>
+        <w:rFonts w:ascii="Wingdings" w:hAnsi="Wingdings" w:hint="default"/>
+        <w:sz w:val="20"/>
+      </w:rPr>
+    </w:lvl>
+    <w:lvl w:ilvl="8" w:tentative="1">
+      <w:start w:val="1"/>
+      <w:numFmt w:val="bullet"/>
+      <w:lvlText w:val=""/>
+      <w:lvlJc w:val="left"/>
+      <w:pPr>
+        <w:tabs>
+          <w:tab w:val="num" w:pos="6480"/>
+        </w:tabs>
+        <w:ind w:left="6480" w:hanging="360"/>
+      </w:pPr>
+      <w:rPr>
+        <w:rFonts w:ascii="Wingdings" w:hAnsi="Wingdings" w:hint="default"/>
+        <w:sz w:val="20"/>
+      </w:rPr>
+    </w:lvl>
+  </w:abstractNum>
+  <w:abstractNum w:abstractNumId="6" w15:restartNumberingAfterBreak="0">
+    <w:nsid w:val="602650B2"/>
+    <w:multiLevelType w:val="multilevel"/>
+    <w:tmpl w:val="FCA29856"/>
+    <w:lvl w:ilvl="0">
+      <w:start w:val="1"/>
+      <w:numFmt w:val="bullet"/>
+      <w:lvlText w:val=""/>
+      <w:lvlJc w:val="left"/>
+      <w:pPr>
+        <w:tabs>
+          <w:tab w:val="num" w:pos="720"/>
+        </w:tabs>
+        <w:ind w:left="720" w:hanging="360"/>
+      </w:pPr>
+      <w:rPr>
+        <w:rFonts w:ascii="Symbol" w:hAnsi="Symbol" w:hint="default"/>
+        <w:sz w:val="20"/>
+      </w:rPr>
+    </w:lvl>
+    <w:lvl w:ilvl="1" w:tentative="1">
+      <w:start w:val="1"/>
+      <w:numFmt w:val="bullet"/>
+      <w:lvlText w:val="o"/>
+      <w:lvlJc w:val="left"/>
+      <w:pPr>
+        <w:tabs>
+          <w:tab w:val="num" w:pos="1440"/>
+        </w:tabs>
+        <w:ind w:left="1440" w:hanging="360"/>
+      </w:pPr>
+      <w:rPr>
+        <w:rFonts w:ascii="Courier New" w:hAnsi="Courier New" w:hint="default"/>
+        <w:sz w:val="20"/>
+      </w:rPr>
+    </w:lvl>
+    <w:lvl w:ilvl="2" w:tentative="1">
+      <w:start w:val="1"/>
+      <w:numFmt w:val="bullet"/>
+      <w:lvlText w:val=""/>
+      <w:lvlJc w:val="left"/>
+      <w:pPr>
+        <w:tabs>
+          <w:tab w:val="num" w:pos="2160"/>
+        </w:tabs>
+        <w:ind w:left="2160" w:hanging="360"/>
+      </w:pPr>
+      <w:rPr>
+        <w:rFonts w:ascii="Wingdings" w:hAnsi="Wingdings" w:hint="default"/>
+        <w:sz w:val="20"/>
+      </w:rPr>
+    </w:lvl>
+    <w:lvl w:ilvl="3" w:tentative="1">
+      <w:start w:val="1"/>
+      <w:numFmt w:val="bullet"/>
+      <w:lvlText w:val=""/>
+      <w:lvlJc w:val="left"/>
+      <w:pPr>
+        <w:tabs>
+          <w:tab w:val="num" w:pos="2880"/>
+        </w:tabs>
+        <w:ind w:left="2880" w:hanging="360"/>
+      </w:pPr>
+      <w:rPr>
+        <w:rFonts w:ascii="Wingdings" w:hAnsi="Wingdings" w:hint="default"/>
+        <w:sz w:val="20"/>
+      </w:rPr>
+    </w:lvl>
+    <w:lvl w:ilvl="4" w:tentative="1">
+      <w:start w:val="1"/>
+      <w:numFmt w:val="bullet"/>
+      <w:lvlText w:val=""/>
+      <w:lvlJc w:val="left"/>
+      <w:pPr>
+        <w:tabs>
+          <w:tab w:val="num" w:pos="3600"/>
+        </w:tabs>
+        <w:ind w:left="3600" w:hanging="360"/>
+      </w:pPr>
+      <w:rPr>
+        <w:rFonts w:ascii="Wingdings" w:hAnsi="Wingdings" w:hint="default"/>
+        <w:sz w:val="20"/>
+      </w:rPr>
+    </w:lvl>
+    <w:lvl w:ilvl="5" w:tentative="1">
+      <w:start w:val="1"/>
+      <w:numFmt w:val="bullet"/>
+      <w:lvlText w:val=""/>
+      <w:lvlJc w:val="left"/>
+      <w:pPr>
+        <w:tabs>
+          <w:tab w:val="num" w:pos="4320"/>
+        </w:tabs>
+        <w:ind w:left="4320" w:hanging="360"/>
+      </w:pPr>
+      <w:rPr>
+        <w:rFonts w:ascii="Wingdings" w:hAnsi="Wingdings" w:hint="default"/>
+        <w:sz w:val="20"/>
+      </w:rPr>
+    </w:lvl>
+    <w:lvl w:ilvl="6" w:tentative="1">
+      <w:start w:val="1"/>
+      <w:numFmt w:val="bullet"/>
+      <w:lvlText w:val=""/>
+      <w:lvlJc w:val="left"/>
+      <w:pPr>
+        <w:tabs>
+          <w:tab w:val="num" w:pos="5040"/>
+        </w:tabs>
+        <w:ind w:left="5040" w:hanging="360"/>
+      </w:pPr>
+      <w:rPr>
+        <w:rFonts w:ascii="Wingdings" w:hAnsi="Wingdings" w:hint="default"/>
+        <w:sz w:val="20"/>
+      </w:rPr>
+    </w:lvl>
+    <w:lvl w:ilvl="7" w:tentative="1">
+      <w:start w:val="1"/>
+      <w:numFmt w:val="bullet"/>
+      <w:lvlText w:val=""/>
+      <w:lvlJc w:val="left"/>
+      <w:pPr>
+        <w:tabs>
+          <w:tab w:val="num" w:pos="5760"/>
+        </w:tabs>
+        <w:ind w:left="5760" w:hanging="360"/>
+      </w:pPr>
+      <w:rPr>
+        <w:rFonts w:ascii="Wingdings" w:hAnsi="Wingdings" w:hint="default"/>
+        <w:sz w:val="20"/>
+      </w:rPr>
+    </w:lvl>
+    <w:lvl w:ilvl="8" w:tentative="1">
+      <w:start w:val="1"/>
+      <w:numFmt w:val="bullet"/>
+      <w:lvlText w:val=""/>
+      <w:lvlJc w:val="left"/>
+      <w:pPr>
+        <w:tabs>
+          <w:tab w:val="num" w:pos="6480"/>
+        </w:tabs>
+        <w:ind w:left="6480" w:hanging="360"/>
+      </w:pPr>
+      <w:rPr>
+        <w:rFonts w:ascii="Wingdings" w:hAnsi="Wingdings" w:hint="default"/>
+        <w:sz w:val="20"/>
+      </w:rPr>
+    </w:lvl>
+  </w:abstractNum>
+  <w:abstractNum w:abstractNumId="7" w15:restartNumberingAfterBreak="0">
+    <w:nsid w:val="650A7B74"/>
+    <w:multiLevelType w:val="multilevel"/>
+    <w:tmpl w:val="CBBC86C0"/>
+    <w:lvl w:ilvl="0">
+      <w:start w:val="1"/>
+      <w:numFmt w:val="bullet"/>
+      <w:lvlText w:val=""/>
+      <w:lvlJc w:val="left"/>
+      <w:pPr>
+        <w:tabs>
+          <w:tab w:val="num" w:pos="720"/>
+        </w:tabs>
+        <w:ind w:left="720" w:hanging="360"/>
+      </w:pPr>
+      <w:rPr>
+        <w:rFonts w:ascii="Symbol" w:hAnsi="Symbol" w:hint="default"/>
+        <w:sz w:val="20"/>
+      </w:rPr>
+    </w:lvl>
+    <w:lvl w:ilvl="1" w:tentative="1">
+      <w:start w:val="1"/>
+      <w:numFmt w:val="bullet"/>
+      <w:lvlText w:val="o"/>
+      <w:lvlJc w:val="left"/>
+      <w:pPr>
+        <w:tabs>
+          <w:tab w:val="num" w:pos="1440"/>
+        </w:tabs>
+        <w:ind w:left="1440" w:hanging="360"/>
+      </w:pPr>
+      <w:rPr>
+        <w:rFonts w:ascii="Courier New" w:hAnsi="Courier New" w:hint="default"/>
+        <w:sz w:val="20"/>
+      </w:rPr>
+    </w:lvl>
+    <w:lvl w:ilvl="2" w:tentative="1">
+      <w:start w:val="1"/>
+      <w:numFmt w:val="bullet"/>
+      <w:lvlText w:val=""/>
+      <w:lvlJc w:val="left"/>
+      <w:pPr>
+        <w:tabs>
+          <w:tab w:val="num" w:pos="2160"/>
+        </w:tabs>
+        <w:ind w:left="2160" w:hanging="360"/>
+      </w:pPr>
+      <w:rPr>
+        <w:rFonts w:ascii="Wingdings" w:hAnsi="Wingdings" w:hint="default"/>
+        <w:sz w:val="20"/>
+      </w:rPr>
+    </w:lvl>
+    <w:lvl w:ilvl="3" w:tentative="1">
+      <w:start w:val="1"/>
+      <w:numFmt w:val="bullet"/>
+      <w:lvlText w:val=""/>
+      <w:lvlJc w:val="left"/>
+      <w:pPr>
+        <w:tabs>
+          <w:tab w:val="num" w:pos="2880"/>
+        </w:tabs>
+        <w:ind w:left="2880" w:hanging="360"/>
+      </w:pPr>
+      <w:rPr>
+        <w:rFonts w:ascii="Wingdings" w:hAnsi="Wingdings" w:hint="default"/>
+        <w:sz w:val="20"/>
+      </w:rPr>
+    </w:lvl>
+    <w:lvl w:ilvl="4" w:tentative="1">
+      <w:start w:val="1"/>
+      <w:numFmt w:val="bullet"/>
+      <w:lvlText w:val=""/>
+      <w:lvlJc w:val="left"/>
+      <w:pPr>
+        <w:tabs>
+          <w:tab w:val="num" w:pos="3600"/>
+        </w:tabs>
+        <w:ind w:left="3600" w:hanging="360"/>
+      </w:pPr>
+      <w:rPr>
+        <w:rFonts w:ascii="Wingdings" w:hAnsi="Wingdings" w:hint="default"/>
+        <w:sz w:val="20"/>
+      </w:rPr>
+    </w:lvl>
+    <w:lvl w:ilvl="5" w:tentative="1">
+      <w:start w:val="1"/>
+      <w:numFmt w:val="bullet"/>
+      <w:lvlText w:val=""/>
+      <w:lvlJc w:val="left"/>
+      <w:pPr>
+        <w:tabs>
+          <w:tab w:val="num" w:pos="4320"/>
+        </w:tabs>
+        <w:ind w:left="4320" w:hanging="360"/>
+      </w:pPr>
+      <w:rPr>
+        <w:rFonts w:ascii="Wingdings" w:hAnsi="Wingdings" w:hint="default"/>
+        <w:sz w:val="20"/>
+      </w:rPr>
+    </w:lvl>
+    <w:lvl w:ilvl="6" w:tentative="1">
+      <w:start w:val="1"/>
+      <w:numFmt w:val="bullet"/>
+      <w:lvlText w:val=""/>
+      <w:lvlJc w:val="left"/>
+      <w:pPr>
+        <w:tabs>
+          <w:tab w:val="num" w:pos="5040"/>
+        </w:tabs>
+        <w:ind w:left="5040" w:hanging="360"/>
+      </w:pPr>
+      <w:rPr>
+        <w:rFonts w:ascii="Wingdings" w:hAnsi="Wingdings" w:hint="default"/>
+        <w:sz w:val="20"/>
+      </w:rPr>
+    </w:lvl>
+    <w:lvl w:ilvl="7" w:tentative="1">
+      <w:start w:val="1"/>
+      <w:numFmt w:val="bullet"/>
+      <w:lvlText w:val=""/>
+      <w:lvlJc w:val="left"/>
+      <w:pPr>
+        <w:tabs>
+          <w:tab w:val="num" w:pos="5760"/>
+        </w:tabs>
+        <w:ind w:left="5760" w:hanging="360"/>
+      </w:pPr>
+      <w:rPr>
+        <w:rFonts w:ascii="Wingdings" w:hAnsi="Wingdings" w:hint="default"/>
+        <w:sz w:val="20"/>
+      </w:rPr>
+    </w:lvl>
+    <w:lvl w:ilvl="8" w:tentative="1">
+      <w:start w:val="1"/>
+      <w:numFmt w:val="bullet"/>
+      <w:lvlText w:val=""/>
+      <w:lvlJc w:val="left"/>
+      <w:pPr>
+        <w:tabs>
+          <w:tab w:val="num" w:pos="6480"/>
+        </w:tabs>
+        <w:ind w:left="6480" w:hanging="360"/>
+      </w:pPr>
+      <w:rPr>
+        <w:rFonts w:ascii="Wingdings" w:hAnsi="Wingdings" w:hint="default"/>
+        <w:sz w:val="20"/>
+      </w:rPr>
+    </w:lvl>
+  </w:abstractNum>
+  <w:abstractNum w:abstractNumId="8" w15:restartNumberingAfterBreak="0">
+    <w:nsid w:val="6E2C5BE8"/>
+    <w:multiLevelType w:val="multilevel"/>
+    <w:tmpl w:val="5DD0866C"/>
+    <w:lvl w:ilvl="0">
+      <w:start w:val="1"/>
+      <w:numFmt w:val="bullet"/>
+      <w:lvlText w:val=""/>
+      <w:lvlJc w:val="left"/>
+      <w:pPr>
+        <w:tabs>
+          <w:tab w:val="num" w:pos="720"/>
+        </w:tabs>
+        <w:ind w:left="720" w:hanging="360"/>
+      </w:pPr>
+      <w:rPr>
+        <w:rFonts w:ascii="Symbol" w:hAnsi="Symbol" w:hint="default"/>
+        <w:sz w:val="20"/>
+      </w:rPr>
+    </w:lvl>
+    <w:lvl w:ilvl="1" w:tentative="1">
+      <w:start w:val="1"/>
+      <w:numFmt w:val="bullet"/>
+      <w:lvlText w:val="o"/>
+      <w:lvlJc w:val="left"/>
+      <w:pPr>
+        <w:tabs>
+          <w:tab w:val="num" w:pos="1440"/>
+        </w:tabs>
+        <w:ind w:left="1440" w:hanging="360"/>
+      </w:pPr>
+      <w:rPr>
+        <w:rFonts w:ascii="Courier New" w:hAnsi="Courier New" w:hint="default"/>
+        <w:sz w:val="20"/>
+      </w:rPr>
+    </w:lvl>
+    <w:lvl w:ilvl="2" w:tentative="1">
+      <w:start w:val="1"/>
+      <w:numFmt w:val="bullet"/>
+      <w:lvlText w:val=""/>
+      <w:lvlJc w:val="left"/>
+      <w:pPr>
+        <w:tabs>
+          <w:tab w:val="num" w:pos="2160"/>
+        </w:tabs>
+        <w:ind w:left="2160" w:hanging="360"/>
+      </w:pPr>
+      <w:rPr>
+        <w:rFonts w:ascii="Wingdings" w:hAnsi="Wingdings" w:hint="default"/>
+        <w:sz w:val="20"/>
+      </w:rPr>
+    </w:lvl>
+    <w:lvl w:ilvl="3" w:tentative="1">
+      <w:start w:val="1"/>
+      <w:numFmt w:val="bullet"/>
+      <w:lvlText w:val=""/>
+      <w:lvlJc w:val="left"/>
+      <w:pPr>
+        <w:tabs>
+          <w:tab w:val="num" w:pos="2880"/>
+        </w:tabs>
+        <w:ind w:left="2880" w:hanging="360"/>
+      </w:pPr>
+      <w:rPr>
+        <w:rFonts w:ascii="Wingdings" w:hAnsi="Wingdings" w:hint="default"/>
+        <w:sz w:val="20"/>
+      </w:rPr>
+    </w:lvl>
+    <w:lvl w:ilvl="4" w:tentative="1">
+      <w:start w:val="1"/>
+      <w:numFmt w:val="bullet"/>
+      <w:lvlText w:val=""/>
+      <w:lvlJc w:val="left"/>
+      <w:pPr>
+        <w:tabs>
+          <w:tab w:val="num" w:pos="3600"/>
+        </w:tabs>
+        <w:ind w:left="3600" w:hanging="360"/>
+      </w:pPr>
+      <w:rPr>
+        <w:rFonts w:ascii="Wingdings" w:hAnsi="Wingdings" w:hint="default"/>
+        <w:sz w:val="20"/>
+      </w:rPr>
+    </w:lvl>
+    <w:lvl w:ilvl="5" w:tentative="1">
+      <w:start w:val="1"/>
+      <w:numFmt w:val="bullet"/>
+      <w:lvlText w:val=""/>
+      <w:lvlJc w:val="left"/>
+      <w:pPr>
+        <w:tabs>
+          <w:tab w:val="num" w:pos="4320"/>
+        </w:tabs>
+        <w:ind w:left="4320" w:hanging="360"/>
+      </w:pPr>
+      <w:rPr>
+        <w:rFonts w:ascii="Wingdings" w:hAnsi="Wingdings" w:hint="default"/>
+        <w:sz w:val="20"/>
+      </w:rPr>
+    </w:lvl>
+    <w:lvl w:ilvl="6" w:tentative="1">
+      <w:start w:val="1"/>
+      <w:numFmt w:val="bullet"/>
+      <w:lvlText w:val=""/>
+      <w:lvlJc w:val="left"/>
+      <w:pPr>
+        <w:tabs>
+          <w:tab w:val="num" w:pos="5040"/>
+        </w:tabs>
+        <w:ind w:left="5040" w:hanging="360"/>
+      </w:pPr>
+      <w:rPr>
+        <w:rFonts w:ascii="Wingdings" w:hAnsi="Wingdings" w:hint="default"/>
+        <w:sz w:val="20"/>
+      </w:rPr>
+    </w:lvl>
+    <w:lvl w:ilvl="7" w:tentative="1">
+      <w:start w:val="1"/>
+      <w:numFmt w:val="bullet"/>
+      <w:lvlText w:val=""/>
+      <w:lvlJc w:val="left"/>
+      <w:pPr>
+        <w:tabs>
+          <w:tab w:val="num" w:pos="5760"/>
+        </w:tabs>
+        <w:ind w:left="5760" w:hanging="360"/>
+      </w:pPr>
+      <w:rPr>
+        <w:rFonts w:ascii="Wingdings" w:hAnsi="Wingdings" w:hint="default"/>
+        <w:sz w:val="20"/>
+      </w:rPr>
+    </w:lvl>
+    <w:lvl w:ilvl="8" w:tentative="1">
+      <w:start w:val="1"/>
+      <w:numFmt w:val="bullet"/>
+      <w:lvlText w:val=""/>
+      <w:lvlJc w:val="left"/>
+      <w:pPr>
+        <w:tabs>
+          <w:tab w:val="num" w:pos="6480"/>
+        </w:tabs>
+        <w:ind w:left="6480" w:hanging="360"/>
+      </w:pPr>
+      <w:rPr>
+        <w:rFonts w:ascii="Wingdings" w:hAnsi="Wingdings" w:hint="default"/>
+        <w:sz w:val="20"/>
+      </w:rPr>
+    </w:lvl>
+  </w:abstractNum>
+  <w:abstractNum w:abstractNumId="9" w15:restartNumberingAfterBreak="0">
+    <w:nsid w:val="7B332890"/>
+    <w:multiLevelType w:val="multilevel"/>
+    <w:tmpl w:val="D1BC9926"/>
+    <w:lvl w:ilvl="0">
+      <w:start w:val="1"/>
+      <w:numFmt w:val="bullet"/>
+      <w:lvlText w:val=""/>
+      <w:lvlJc w:val="left"/>
+      <w:pPr>
+        <w:tabs>
+          <w:tab w:val="num" w:pos="720"/>
+        </w:tabs>
+        <w:ind w:left="720" w:hanging="360"/>
+      </w:pPr>
+      <w:rPr>
+        <w:rFonts w:ascii="Symbol" w:hAnsi="Symbol" w:hint="default"/>
+        <w:sz w:val="20"/>
+      </w:rPr>
+    </w:lvl>
+    <w:lvl w:ilvl="1" w:tentative="1">
+      <w:start w:val="1"/>
+      <w:numFmt w:val="bullet"/>
+      <w:lvlText w:val="o"/>
+      <w:lvlJc w:val="left"/>
+      <w:pPr>
+        <w:tabs>
+          <w:tab w:val="num" w:pos="1440"/>
+        </w:tabs>
+        <w:ind w:left="1440" w:hanging="360"/>
+      </w:pPr>
+      <w:rPr>
+        <w:rFonts w:ascii="Courier New" w:hAnsi="Courier New" w:hint="default"/>
+        <w:sz w:val="20"/>
+      </w:rPr>
+    </w:lvl>
+    <w:lvl w:ilvl="2" w:tentative="1">
+      <w:start w:val="1"/>
+      <w:numFmt w:val="bullet"/>
+      <w:lvlText w:val=""/>
+      <w:lvlJc w:val="left"/>
+      <w:pPr>
+        <w:tabs>
+          <w:tab w:val="num" w:pos="2160"/>
+        </w:tabs>
+        <w:ind w:left="2160" w:hanging="360"/>
+      </w:pPr>
+      <w:rPr>
+        <w:rFonts w:ascii="Wingdings" w:hAnsi="Wingdings" w:hint="default"/>
+        <w:sz w:val="20"/>
+      </w:rPr>
+    </w:lvl>
+    <w:lvl w:ilvl="3" w:tentative="1">
+      <w:start w:val="1"/>
+      <w:numFmt w:val="bullet"/>
+      <w:lvlText w:val=""/>
+      <w:lvlJc w:val="left"/>
+      <w:pPr>
+        <w:tabs>
+          <w:tab w:val="num" w:pos="2880"/>
+        </w:tabs>
+        <w:ind w:left="2880" w:hanging="360"/>
+      </w:pPr>
+      <w:rPr>
+        <w:rFonts w:ascii="Wingdings" w:hAnsi="Wingdings" w:hint="default"/>
+        <w:sz w:val="20"/>
+      </w:rPr>
+    </w:lvl>
+    <w:lvl w:ilvl="4" w:tentative="1">
+      <w:start w:val="1"/>
+      <w:numFmt w:val="bullet"/>
+      <w:lvlText w:val=""/>
+      <w:lvlJc w:val="left"/>
+      <w:pPr>
+        <w:tabs>
+          <w:tab w:val="num" w:pos="3600"/>
+        </w:tabs>
+        <w:ind w:left="3600" w:hanging="360"/>
+      </w:pPr>
+      <w:rPr>
+        <w:rFonts w:ascii="Wingdings" w:hAnsi="Wingdings" w:hint="default"/>
+        <w:sz w:val="20"/>
+      </w:rPr>
+    </w:lvl>
+    <w:lvl w:ilvl="5" w:tentative="1">
+      <w:start w:val="1"/>
+      <w:numFmt w:val="bullet"/>
+      <w:lvlText w:val=""/>
+      <w:lvlJc w:val="left"/>
+      <w:pPr>
+        <w:tabs>
+          <w:tab w:val="num" w:pos="4320"/>
+        </w:tabs>
+        <w:ind w:left="4320" w:hanging="360"/>
+      </w:pPr>
+      <w:rPr>
+        <w:rFonts w:ascii="Wingdings" w:hAnsi="Wingdings" w:hint="default"/>
+        <w:sz w:val="20"/>
+      </w:rPr>
+    </w:lvl>
+    <w:lvl w:ilvl="6" w:tentative="1">
+      <w:start w:val="1"/>
+      <w:numFmt w:val="bullet"/>
+      <w:lvlText w:val=""/>
+      <w:lvlJc w:val="left"/>
+      <w:pPr>
+        <w:tabs>
+          <w:tab w:val="num" w:pos="5040"/>
+        </w:tabs>
+        <w:ind w:left="5040" w:hanging="360"/>
+      </w:pPr>
+      <w:rPr>
+        <w:rFonts w:ascii="Wingdings" w:hAnsi="Wingdings" w:hint="default"/>
+        <w:sz w:val="20"/>
+      </w:rPr>
+    </w:lvl>
+    <w:lvl w:ilvl="7" w:tentative="1">
+      <w:start w:val="1"/>
+      <w:numFmt w:val="bullet"/>
+      <w:lvlText w:val=""/>
+      <w:lvlJc w:val="left"/>
+      <w:pPr>
+        <w:tabs>
+          <w:tab w:val="num" w:pos="5760"/>
+        </w:tabs>
+        <w:ind w:left="5760" w:hanging="360"/>
+      </w:pPr>
+      <w:rPr>
+        <w:rFonts w:ascii="Wingdings" w:hAnsi="Wingdings" w:hint="default"/>
+        <w:sz w:val="20"/>
+      </w:rPr>
+    </w:lvl>
+    <w:lvl w:ilvl="8" w:tentative="1">
+      <w:start w:val="1"/>
+      <w:numFmt w:val="bullet"/>
+      <w:lvlText w:val=""/>
+      <w:lvlJc w:val="left"/>
+      <w:pPr>
+        <w:tabs>
+          <w:tab w:val="num" w:pos="6480"/>
+        </w:tabs>
+        <w:ind w:left="6480" w:hanging="360"/>
+      </w:pPr>
+      <w:rPr>
+        <w:rFonts w:ascii="Wingdings" w:hAnsi="Wingdings" w:hint="default"/>
+        <w:sz w:val="20"/>
+      </w:rPr>
+    </w:lvl>
+  </w:abstractNum>
+  <w:abstractNum w:abstractNumId="10" w15:restartNumberingAfterBreak="0">
     <w:nsid w:val="7F070DA7"/>
     <w:multiLevelType w:val="hybridMultilevel"/>
     <w:tmpl w:val="0ED0A958"/>
@@ -302,8 +2804,190 @@
       </w:rPr>
     </w:lvl>
   </w:abstractNum>
+  <w:abstractNum w:abstractNumId="11" w15:restartNumberingAfterBreak="0">
+    <w:nsid w:val="7FA00380"/>
+    <w:multiLevelType w:val="multilevel"/>
+    <w:tmpl w:val="DB3075C6"/>
+    <w:lvl w:ilvl="0">
+      <w:start w:val="1"/>
+      <w:numFmt w:val="bullet"/>
+      <w:lvlText w:val=""/>
+      <w:lvlJc w:val="left"/>
+      <w:pPr>
+        <w:tabs>
+          <w:tab w:val="num" w:pos="720"/>
+        </w:tabs>
+        <w:ind w:left="720" w:hanging="360"/>
+      </w:pPr>
+      <w:rPr>
+        <w:rFonts w:ascii="Symbol" w:hAnsi="Symbol" w:hint="default"/>
+        <w:sz w:val="20"/>
+      </w:rPr>
+    </w:lvl>
+    <w:lvl w:ilvl="1" w:tentative="1">
+      <w:start w:val="1"/>
+      <w:numFmt w:val="bullet"/>
+      <w:lvlText w:val="o"/>
+      <w:lvlJc w:val="left"/>
+      <w:pPr>
+        <w:tabs>
+          <w:tab w:val="num" w:pos="1440"/>
+        </w:tabs>
+        <w:ind w:left="1440" w:hanging="360"/>
+      </w:pPr>
+      <w:rPr>
+        <w:rFonts w:ascii="Courier New" w:hAnsi="Courier New" w:hint="default"/>
+        <w:sz w:val="20"/>
+      </w:rPr>
+    </w:lvl>
+    <w:lvl w:ilvl="2" w:tentative="1">
+      <w:start w:val="1"/>
+      <w:numFmt w:val="bullet"/>
+      <w:lvlText w:val=""/>
+      <w:lvlJc w:val="left"/>
+      <w:pPr>
+        <w:tabs>
+          <w:tab w:val="num" w:pos="2160"/>
+        </w:tabs>
+        <w:ind w:left="2160" w:hanging="360"/>
+      </w:pPr>
+      <w:rPr>
+        <w:rFonts w:ascii="Wingdings" w:hAnsi="Wingdings" w:hint="default"/>
+        <w:sz w:val="20"/>
+      </w:rPr>
+    </w:lvl>
+    <w:lvl w:ilvl="3" w:tentative="1">
+      <w:start w:val="1"/>
+      <w:numFmt w:val="bullet"/>
+      <w:lvlText w:val=""/>
+      <w:lvlJc w:val="left"/>
+      <w:pPr>
+        <w:tabs>
+          <w:tab w:val="num" w:pos="2880"/>
+        </w:tabs>
+        <w:ind w:left="2880" w:hanging="360"/>
+      </w:pPr>
+      <w:rPr>
+        <w:rFonts w:ascii="Wingdings" w:hAnsi="Wingdings" w:hint="default"/>
+        <w:sz w:val="20"/>
+      </w:rPr>
+    </w:lvl>
+    <w:lvl w:ilvl="4" w:tentative="1">
+      <w:start w:val="1"/>
+      <w:numFmt w:val="bullet"/>
+      <w:lvlText w:val=""/>
+      <w:lvlJc w:val="left"/>
+      <w:pPr>
+        <w:tabs>
+          <w:tab w:val="num" w:pos="3600"/>
+        </w:tabs>
+        <w:ind w:left="3600" w:hanging="360"/>
+      </w:pPr>
+      <w:rPr>
+        <w:rFonts w:ascii="Wingdings" w:hAnsi="Wingdings" w:hint="default"/>
+        <w:sz w:val="20"/>
+      </w:rPr>
+    </w:lvl>
+    <w:lvl w:ilvl="5" w:tentative="1">
+      <w:start w:val="1"/>
+      <w:numFmt w:val="bullet"/>
+      <w:lvlText w:val=""/>
+      <w:lvlJc w:val="left"/>
+      <w:pPr>
+        <w:tabs>
+          <w:tab w:val="num" w:pos="4320"/>
+        </w:tabs>
+        <w:ind w:left="4320" w:hanging="360"/>
+      </w:pPr>
+      <w:rPr>
+        <w:rFonts w:ascii="Wingdings" w:hAnsi="Wingdings" w:hint="default"/>
+        <w:sz w:val="20"/>
+      </w:rPr>
+    </w:lvl>
+    <w:lvl w:ilvl="6" w:tentative="1">
+      <w:start w:val="1"/>
+      <w:numFmt w:val="bullet"/>
+      <w:lvlText w:val=""/>
+      <w:lvlJc w:val="left"/>
+      <w:pPr>
+        <w:tabs>
+          <w:tab w:val="num" w:pos="5040"/>
+        </w:tabs>
+        <w:ind w:left="5040" w:hanging="360"/>
+      </w:pPr>
+      <w:rPr>
+        <w:rFonts w:ascii="Wingdings" w:hAnsi="Wingdings" w:hint="default"/>
+        <w:sz w:val="20"/>
+      </w:rPr>
+    </w:lvl>
+    <w:lvl w:ilvl="7" w:tentative="1">
+      <w:start w:val="1"/>
+      <w:numFmt w:val="bullet"/>
+      <w:lvlText w:val=""/>
+      <w:lvlJc w:val="left"/>
+      <w:pPr>
+        <w:tabs>
+          <w:tab w:val="num" w:pos="5760"/>
+        </w:tabs>
+        <w:ind w:left="5760" w:hanging="360"/>
+      </w:pPr>
+      <w:rPr>
+        <w:rFonts w:ascii="Wingdings" w:hAnsi="Wingdings" w:hint="default"/>
+        <w:sz w:val="20"/>
+      </w:rPr>
+    </w:lvl>
+    <w:lvl w:ilvl="8" w:tentative="1">
+      <w:start w:val="1"/>
+      <w:numFmt w:val="bullet"/>
+      <w:lvlText w:val=""/>
+      <w:lvlJc w:val="left"/>
+      <w:pPr>
+        <w:tabs>
+          <w:tab w:val="num" w:pos="6480"/>
+        </w:tabs>
+        <w:ind w:left="6480" w:hanging="360"/>
+      </w:pPr>
+      <w:rPr>
+        <w:rFonts w:ascii="Wingdings" w:hAnsi="Wingdings" w:hint="default"/>
+        <w:sz w:val="20"/>
+      </w:rPr>
+    </w:lvl>
+  </w:abstractNum>
   <w:num w:numId="1" w16cid:durableId="746879440">
+    <w:abstractNumId w:val="10"/>
+  </w:num>
+  <w:num w:numId="2" w16cid:durableId="293951216">
+    <w:abstractNumId w:val="4"/>
+  </w:num>
+  <w:num w:numId="3" w16cid:durableId="883054768">
+    <w:abstractNumId w:val="8"/>
+  </w:num>
+  <w:num w:numId="4" w16cid:durableId="1572231122">
+    <w:abstractNumId w:val="11"/>
+  </w:num>
+  <w:num w:numId="5" w16cid:durableId="451751244">
+    <w:abstractNumId w:val="5"/>
+  </w:num>
+  <w:num w:numId="6" w16cid:durableId="557400043">
+    <w:abstractNumId w:val="3"/>
+  </w:num>
+  <w:num w:numId="7" w16cid:durableId="791903167">
     <w:abstractNumId w:val="0"/>
+  </w:num>
+  <w:num w:numId="8" w16cid:durableId="1340237953">
+    <w:abstractNumId w:val="2"/>
+  </w:num>
+  <w:num w:numId="9" w16cid:durableId="1149978297">
+    <w:abstractNumId w:val="6"/>
+  </w:num>
+  <w:num w:numId="10" w16cid:durableId="1681616427">
+    <w:abstractNumId w:val="1"/>
+  </w:num>
+  <w:num w:numId="11" w16cid:durableId="9452376">
+    <w:abstractNumId w:val="7"/>
+  </w:num>
+  <w:num w:numId="12" w16cid:durableId="1797528522">
+    <w:abstractNumId w:val="9"/>
   </w:num>
 </w:numbering>
 </file>
@@ -759,7 +3443,6 @@
     <w:next w:val="Normal"/>
     <w:link w:val="Heading3Char"/>
     <w:uiPriority w:val="9"/>
-    <w:semiHidden/>
     <w:unhideWhenUsed/>
     <w:qFormat/>
     <w:rsid w:val="00260E4C"/>
@@ -911,7 +3594,6 @@
   <w:style w:type="character" w:default="1" w:styleId="DefaultParagraphFont">
     <w:name w:val="Default Paragraph Font"/>
     <w:uiPriority w:val="1"/>
-    <w:semiHidden/>
     <w:unhideWhenUsed/>
   </w:style>
   <w:style w:type="table" w:default="1" w:styleId="TableNormal">
@@ -967,7 +3649,6 @@
     <w:basedOn w:val="DefaultParagraphFont"/>
     <w:link w:val="Heading3"/>
     <w:uiPriority w:val="9"/>
-    <w:semiHidden/>
     <w:rsid w:val="00260E4C"/>
     <w:rPr>
       <w:rFonts w:eastAsiaTheme="majorEastAsia" w:cstheme="majorBidi"/>
@@ -1223,6 +3904,22 @@
       <w:smallCaps/>
       <w:color w:val="0F4761" w:themeColor="accent1" w:themeShade="BF"/>
       <w:spacing w:val="5"/>
+    </w:rPr>
+  </w:style>
+  <w:style w:type="paragraph" w:styleId="NormalWeb">
+    <w:name w:val="Normal (Web)"/>
+    <w:basedOn w:val="Normal"/>
+    <w:uiPriority w:val="99"/>
+    <w:semiHidden/>
+    <w:unhideWhenUsed/>
+    <w:rsid w:val="00B11A71"/>
+    <w:pPr>
+      <w:spacing w:before="100" w:beforeAutospacing="1" w:after="100" w:afterAutospacing="1" w:line="240" w:lineRule="auto"/>
+    </w:pPr>
+    <w:rPr>
+      <w:rFonts w:ascii="Times New Roman" w:eastAsia="Times New Roman" w:hAnsi="Times New Roman" w:cs="Times New Roman"/>
+      <w:kern w:val="0"/>
+      <w14:ligatures w14:val="none"/>
     </w:rPr>
   </w:style>
 </w:styles>
